--- a/docs/N-DFIP-BRD.docx
+++ b/docs/N-DFIP-BRD.docx
@@ -244,7 +244,7 @@
                 <w:i w:val="0"/>
                 <w:sz w:val="18"/>
               </w:rPr>
-              <w:t>0.1 (draft)</w:t>
+              <w:t>0.2 (draft)</w:t>
             </w:r>
           </w:p>
         </w:tc>
@@ -346,7 +346,7 @@
                 <w:i w:val="0"/>
                 <w:sz w:val="18"/>
               </w:rPr>
-              <w:t>UAT Comments, Round 1 (UAT-01 to UAT-25, F-01 to F-13, EC-01 to EC-15), the N-DFIP Project Dossier, the Primary Care Screening Form (nurse / doctor split), MOH Comprehensive Model of Care for Diabetic Foot Prevention and Management v1.0 (2024), MOH Criteria for Diabetic Foot Emergency, Amputation and Admission v1.0, Diabetic Foot 101 and 102 teaching decks</w:t>
+              <w:t>UAT Comments, Round 1 (UAT-01 to UAT-25, F-01 to F-13, EC-01 to EC-15), the N-DFIP Developer Handbook: Clinical Logic and Terminology (the reference for all clinical logic), the N-DFIP Project Dossier, the Primary Care Screening Form (nurse / doctor split), MOH Comprehensive Model of Care for Diabetic Foot Prevention and Management v1.0 (2024), MOH Criteria for Diabetic Foot Emergency, Amputation and Admission v1.0, Diabetic Foot 101 and 102 teaching decks</w:t>
             </w:r>
           </w:p>
         </w:tc>
@@ -578,6 +578,72 @@
                 <w:sz w:val="18"/>
               </w:rPr>
               <w:t>First draft, written after UAT round 1</w:t>
+            </w:r>
+          </w:p>
+        </w:tc>
+      </w:tr>
+      <w:tr>
+        <w:tc>
+          <w:tcPr>
+            <w:tcW w:type="dxa" w:w="2493"/>
+          </w:tcPr>
+          <w:p>
+            <w:r/>
+            <w:r>
+              <w:rPr>
+                <w:b w:val="0"/>
+                <w:i w:val="0"/>
+                <w:sz w:val="18"/>
+              </w:rPr>
+              <w:t>0.2</w:t>
+            </w:r>
+          </w:p>
+        </w:tc>
+        <w:tc>
+          <w:tcPr>
+            <w:tcW w:type="dxa" w:w="2493"/>
+          </w:tcPr>
+          <w:p>
+            <w:r/>
+            <w:r>
+              <w:rPr>
+                <w:b w:val="0"/>
+                <w:i w:val="0"/>
+                <w:sz w:val="18"/>
+              </w:rPr>
+              <w:t>2026-10-05</w:t>
+            </w:r>
+          </w:p>
+        </w:tc>
+        <w:tc>
+          <w:tcPr>
+            <w:tcW w:type="dxa" w:w="2493"/>
+          </w:tcPr>
+          <w:p>
+            <w:r/>
+            <w:r>
+              <w:rPr>
+                <w:b w:val="0"/>
+                <w:i w:val="0"/>
+                <w:sz w:val="18"/>
+              </w:rPr>
+              <w:t>Development team</w:t>
+            </w:r>
+          </w:p>
+        </w:tc>
+        <w:tc>
+          <w:tcPr>
+            <w:tcW w:type="dxa" w:w="2493"/>
+          </w:tcPr>
+          <w:p>
+            <w:r/>
+            <w:r>
+              <w:rPr>
+                <w:b w:val="0"/>
+                <w:i w:val="0"/>
+                <w:sz w:val="18"/>
+              </w:rPr>
+              <w:t>Clinical rules rewritten to the Developer Handbook (sections 5 to 10); F-04, F-05, F-06 resolved; handbook open points added to Section 16</w:t>
             </w:r>
           </w:p>
         </w:tc>
@@ -1303,7 +1369,7 @@
           <w:b w:val="0"/>
           <w:i w:val="0"/>
         </w:rPr>
-        <w:t xml:space="preserve">Some rules depend on the </w:t>
+        <w:t xml:space="preserve">The </w:t>
       </w:r>
       <w:r>
         <w:rPr>
@@ -1317,21 +1383,7 @@
           <w:b w:val="0"/>
           <w:i w:val="0"/>
         </w:rPr>
-        <w:t xml:space="preserve">, which the development team doesn't yet have. Those items are marked </w:t>
-      </w:r>
-      <w:r>
-        <w:rPr>
-          <w:b/>
-          <w:i w:val="0"/>
-        </w:rPr>
-        <w:t>Blocked</w:t>
-      </w:r>
-      <w:r>
-        <w:rPr>
-          <w:b w:val="0"/>
-          <w:i w:val="0"/>
-        </w:rPr>
-        <w:t xml:space="preserve"> (Section 16.2).</w:t>
+        <w:t xml:space="preserve"> is the reference for the clinical logic; the UAT comments are the reference for screens, permissions and workflow. Items the handbook marks "(prototype)" still need the clinical lead's sign-off (Section 16.1).</w:t>
       </w:r>
     </w:p>
     <w:p>
@@ -11414,7 +11466,7 @@
                 <w:i w:val="0"/>
                 <w:sz w:val="18"/>
               </w:rPr>
-              <w:t>Referral suggestion follows the MoC segmentation guide (CR-12).</w:t>
+              <w:t>Referral suggestion follows the MOH segment (handbook §5 step 6, CR-12), shown with the segment and its action.</w:t>
             </w:r>
           </w:p>
         </w:tc>
@@ -11446,23 +11498,7 @@
                 <w:i w:val="0"/>
                 <w:sz w:val="18"/>
               </w:rPr>
-              <w:t xml:space="preserve">Shown; </w:t>
-            </w:r>
-            <w:r>
-              <w:rPr>
-                <w:b/>
-                <w:i w:val="0"/>
-                <w:sz w:val="18"/>
-              </w:rPr>
-              <w:t>to verify</w:t>
-            </w:r>
-            <w:r>
-              <w:rPr>
-                <w:b w:val="0"/>
-                <w:i w:val="0"/>
-                <w:sz w:val="18"/>
-              </w:rPr>
-              <w:t xml:space="preserve"> against handbook §5 step 6</w:t>
+              <w:t>Shown; matches handbook test cases 1 to 4</w:t>
             </w:r>
           </w:p>
         </w:tc>
@@ -11512,7 +11548,7 @@
                 <w:i w:val="0"/>
                 <w:sz w:val="18"/>
               </w:rPr>
-              <w:t>Clinical alerts list per the Developer Handbook §8.</w:t>
+              <w:t>Clinical alerts per handbook §8: levels critical ("Act now"), warning ("Check"), info ("Note"); each with title, reason and action; sorted by level; nurse-side "Tell the practitioner now".</w:t>
             </w:r>
           </w:p>
         </w:tc>
@@ -11540,35 +11576,27 @@
             <w:r/>
             <w:r>
               <w:rPr>
-                <w:b/>
-                <w:i w:val="0"/>
-                <w:sz w:val="18"/>
-              </w:rPr>
-              <w:t>Blocked</w:t>
-            </w:r>
-            <w:r>
-              <w:rPr>
-                <w:b w:val="0"/>
-                <w:i w:val="0"/>
-                <w:sz w:val="18"/>
-              </w:rPr>
-              <w:t xml:space="preserve"> (handbook)</w:t>
-            </w:r>
-          </w:p>
-        </w:tc>
-        <w:tc>
-          <w:tcPr>
-            <w:tcW w:type="dxa" w:w="1994"/>
-          </w:tcPr>
-          <w:p>
-            <w:r/>
-            <w:r>
-              <w:rPr>
-                <w:b w:val="0"/>
-                <w:i w:val="0"/>
-                <w:sz w:val="18"/>
-              </w:rPr>
-              <w:t>—</w:t>
+                <w:b w:val="0"/>
+                <w:i w:val="0"/>
+                <w:sz w:val="18"/>
+              </w:rPr>
+              <w:t>Shown</w:t>
+            </w:r>
+          </w:p>
+        </w:tc>
+        <w:tc>
+          <w:tcPr>
+            <w:tcW w:type="dxa" w:w="1994"/>
+          </w:tcPr>
+          <w:p>
+            <w:r/>
+            <w:r>
+              <w:rPr>
+                <w:b w:val="0"/>
+                <w:i w:val="0"/>
+                <w:sz w:val="18"/>
+              </w:rPr>
+              <w:t>Thresholds from the approved rule set</w:t>
             </w:r>
           </w:p>
         </w:tc>
@@ -11602,7 +11630,7 @@
                 <w:i w:val="0"/>
                 <w:sz w:val="18"/>
               </w:rPr>
-              <w:t>WIfI clinical stage (1–4) from the published WIfI table, approved by the clinical lead.</w:t>
+              <w:t>WIfI clinical stage 1 to 4 from the handbook §6 table (W, I, fI), overridable with a reason; ischaemia estimated from pulses / Doppler when no measurement exists, and flagged.</w:t>
             </w:r>
           </w:p>
         </w:tc>
@@ -11630,35 +11658,27 @@
             <w:r/>
             <w:r>
               <w:rPr>
-                <w:b/>
-                <w:i w:val="0"/>
-                <w:sz w:val="18"/>
-              </w:rPr>
-              <w:t>Blocked</w:t>
-            </w:r>
-            <w:r>
-              <w:rPr>
-                <w:b w:val="0"/>
-                <w:i w:val="0"/>
-                <w:sz w:val="18"/>
-              </w:rPr>
-              <w:t xml:space="preserve"> (handbook §6); the three component grades are shown</w:t>
-            </w:r>
-          </w:p>
-        </w:tc>
-        <w:tc>
-          <w:tcPr>
-            <w:tcW w:type="dxa" w:w="1994"/>
-          </w:tcPr>
-          <w:p>
-            <w:r/>
-            <w:r>
-              <w:rPr>
-                <w:b w:val="0"/>
-                <w:i w:val="0"/>
-                <w:sz w:val="18"/>
-              </w:rPr>
-              <w:t>—</w:t>
+                <w:b w:val="0"/>
+                <w:i w:val="0"/>
+                <w:sz w:val="18"/>
+              </w:rPr>
+              <w:t>Shown</w:t>
+            </w:r>
+          </w:p>
+        </w:tc>
+        <w:tc>
+          <w:tcPr>
+            <w:tcW w:type="dxa" w:w="1994"/>
+          </w:tcPr>
+          <w:p>
+            <w:r/>
+            <w:r>
+              <w:rPr>
+                <w:b w:val="0"/>
+                <w:i w:val="0"/>
+                <w:sz w:val="18"/>
+              </w:rPr>
+              <w:t>Table approval by the clinical lead</w:t>
             </w:r>
           </w:p>
         </w:tc>
@@ -13715,7 +13735,51 @@
           <w:b w:val="0"/>
           <w:i w:val="0"/>
         </w:rPr>
-        <w:t>All rules are decision support. Every result shows its value, the reasons and the source, and the practitioner confirms or overrides it (with a reason). A value that was not assessed is never treated as normal (Project Dossier).</w:t>
+        <w:t xml:space="preserve">The </w:t>
+      </w:r>
+      <w:r>
+        <w:rPr>
+          <w:b/>
+          <w:i w:val="0"/>
+        </w:rPr>
+        <w:t>Developer Handbook (Clinical Logic and Terminology)</w:t>
+      </w:r>
+      <w:r>
+        <w:rPr>
+          <w:b w:val="0"/>
+          <w:i w:val="0"/>
+        </w:rPr>
+        <w:t>, sections 5 to 8, is the reference. Every rule is a pure function (findings in, results out), recomputed on every change, and every threshold sits in a versioned rule set (</w:t>
+      </w:r>
+      <w:r>
+        <w:rPr>
+          <w:rFonts w:ascii="Consolas" w:hAnsi="Consolas"/>
+          <w:b w:val="0"/>
+          <w:i w:val="0"/>
+        </w:rPr>
+        <w:t>df-rules</w:t>
+      </w:r>
+      <w:r>
+        <w:rPr>
+          <w:b w:val="0"/>
+          <w:i w:val="0"/>
+        </w:rPr>
+        <w:t xml:space="preserve"> 1.0) that the clinical lead approves. A signed encounter stores the computed results, the alerts shown and the rule-set and layout versions (handbook §10). "Not assessed" is never "normal": a missing value is null and a comparison with it is false. The demo passes the handbook's test cases 1 to 8 (</w:t>
+      </w:r>
+      <w:r>
+        <w:rPr>
+          <w:rFonts w:ascii="Consolas" w:hAnsi="Consolas"/>
+          <w:b w:val="0"/>
+          <w:i w:val="0"/>
+        </w:rPr>
+        <w:t>node tools/test_rules.js</w:t>
+      </w:r>
+      <w:r>
+        <w:rPr>
+          <w:b w:val="0"/>
+          <w:i w:val="0"/>
+        </w:rPr>
+        <w:t>); cases 9 and 10 (locking, edit trail) are workflow rules shown in the demo.</w:t>
       </w:r>
     </w:p>
     <w:tbl>
@@ -13801,7 +13865,7 @@
                 <w:color w:val="FFFFFF"/>
                 <w:sz w:val="18"/>
               </w:rPr>
-              <w:t>Source</w:t>
+              <w:t>Handbook</w:t>
             </w:r>
           </w:p>
         </w:tc>
@@ -13853,55 +13917,55 @@
                 <w:i w:val="0"/>
                 <w:sz w:val="18"/>
               </w:rPr>
-              <w:t>SIRS count</w:t>
-            </w:r>
-          </w:p>
-        </w:tc>
-        <w:tc>
-          <w:tcPr>
-            <w:tcW w:type="dxa" w:w="1994"/>
-          </w:tcPr>
-          <w:p>
-            <w:r/>
-            <w:r>
-              <w:rPr>
-                <w:b w:val="0"/>
-                <w:i w:val="0"/>
-                <w:sz w:val="18"/>
-              </w:rPr>
-              <w:t>Temperature &gt; 38 or &lt; 36 °C; heart rate &gt; 90; respiratory rate &gt; 20; WBC &gt; 12 or &lt; 4 ×10⁹/L</w:t>
-            </w:r>
-          </w:p>
-        </w:tc>
-        <w:tc>
-          <w:tcPr>
-            <w:tcW w:type="dxa" w:w="1994"/>
-          </w:tcPr>
-          <w:p>
-            <w:r/>
-            <w:r>
-              <w:rPr>
-                <w:b w:val="0"/>
-                <w:i w:val="0"/>
-                <w:sz w:val="18"/>
-              </w:rPr>
-              <w:t>MOH-EC, IWGDF/IDSA</w:t>
-            </w:r>
-          </w:p>
-        </w:tc>
-        <w:tc>
-          <w:tcPr>
-            <w:tcW w:type="dxa" w:w="1994"/>
-          </w:tcPr>
-          <w:p>
-            <w:r/>
-            <w:r>
-              <w:rPr>
-                <w:b w:val="0"/>
-                <w:i w:val="0"/>
-                <w:sz w:val="18"/>
-              </w:rPr>
-              <w:t>Decision: 4 IWGDF items used; MOH-EC lists 7 (open)</w:t>
+              <w:t>SIRS</w:t>
+            </w:r>
+          </w:p>
+        </w:tc>
+        <w:tc>
+          <w:tcPr>
+            <w:tcW w:type="dxa" w:w="1994"/>
+          </w:tcPr>
+          <w:p>
+            <w:r/>
+            <w:r>
+              <w:rPr>
+                <w:b w:val="0"/>
+                <w:i w:val="0"/>
+                <w:sz w:val="18"/>
+              </w:rPr>
+              <w:t>Temperature &gt; 38 or &lt; 36 °C; heart rate &gt; 90; respiratory rate &gt; 20; WBC &gt; 12 or &lt; 4 ×10⁹/L. SIRS = 2 or more points.</w:t>
+            </w:r>
+          </w:p>
+        </w:tc>
+        <w:tc>
+          <w:tcPr>
+            <w:tcW w:type="dxa" w:w="1994"/>
+          </w:tcPr>
+          <w:p>
+            <w:r/>
+            <w:r>
+              <w:rPr>
+                <w:b w:val="0"/>
+                <w:i w:val="0"/>
+                <w:sz w:val="18"/>
+              </w:rPr>
+              <w:t>§5 step 4</w:t>
+            </w:r>
+          </w:p>
+        </w:tc>
+        <w:tc>
+          <w:tcPr>
+            <w:tcW w:type="dxa" w:w="1994"/>
+          </w:tcPr>
+          <w:p>
+            <w:r/>
+            <w:r>
+              <w:rPr>
+                <w:b w:val="0"/>
+                <w:i w:val="0"/>
+                <w:sz w:val="18"/>
+              </w:rPr>
+              <w:t>SIRS without PaCO₂ and immature white cells (open point)</w:t>
             </w:r>
           </w:p>
         </w:tc>
@@ -13951,39 +14015,39 @@
                 <w:i w:val="0"/>
                 <w:sz w:val="18"/>
               </w:rPr>
-              <w:t>Monofilament (or light touch when none available) not felt at any of hallux, 1st, 5th metatarsal head, or tuning-fork vibration absent → LOPS; all felt → no LOPS; otherwise undecided</w:t>
-            </w:r>
-          </w:p>
-        </w:tc>
-        <w:tc>
-          <w:tcPr>
-            <w:tcW w:type="dxa" w:w="1994"/>
-          </w:tcPr>
-          <w:p>
-            <w:r/>
-            <w:r>
-              <w:rPr>
-                <w:b w:val="0"/>
-                <w:i w:val="0"/>
-                <w:sz w:val="18"/>
-              </w:rPr>
-              <w:t>MoC (draft rule)</w:t>
-            </w:r>
-          </w:p>
-        </w:tc>
-        <w:tc>
-          <w:tcPr>
-            <w:tcW w:type="dxa" w:w="1994"/>
-          </w:tcPr>
-          <w:p>
-            <w:r/>
-            <w:r>
-              <w:rPr>
-                <w:b w:val="0"/>
-                <w:i w:val="0"/>
-                <w:sz w:val="18"/>
-              </w:rPr>
-              <w:t>Needs clinical sign-off</w:t>
+              <w:t>Any monofilament site absent, or tuning fork absent</w:t>
+            </w:r>
+          </w:p>
+        </w:tc>
+        <w:tc>
+          <w:tcPr>
+            <w:tcW w:type="dxa" w:w="1994"/>
+          </w:tcPr>
+          <w:p>
+            <w:r/>
+            <w:r>
+              <w:rPr>
+                <w:b w:val="0"/>
+                <w:i w:val="0"/>
+                <w:sz w:val="18"/>
+              </w:rPr>
+              <w:t>§5 step 1</w:t>
+            </w:r>
+          </w:p>
+        </w:tc>
+        <w:tc>
+          <w:tcPr>
+            <w:tcW w:type="dxa" w:w="1994"/>
+          </w:tcPr>
+          <w:p>
+            <w:r/>
+            <w:r>
+              <w:rPr>
+                <w:b w:val="0"/>
+                <w:i w:val="0"/>
+                <w:sz w:val="18"/>
+              </w:rPr>
+              <w:t>—</w:t>
             </w:r>
           </w:p>
         </w:tc>
@@ -14033,39 +14097,39 @@
                 <w:i w:val="0"/>
                 <w:sz w:val="18"/>
               </w:rPr>
-              <w:t>Monophasic Doppler, ABI &lt; 0.9, ankle pressure &lt; 50 mmHg, TBI &lt; 0.75, toe pressure &lt; 60 mmHg or TcPO₂ &lt; 55 mmHg → PAD. ABI &gt; 1.3 = possible calcinosis, so use TBI or TcPO₂. Non-palpable pulses → bedside testing needed.</w:t>
-            </w:r>
-          </w:p>
-        </w:tc>
-        <w:tc>
-          <w:tcPr>
-            <w:tcW w:type="dxa" w:w="1994"/>
-          </w:tcPr>
-          <w:p>
-            <w:r/>
-            <w:r>
-              <w:rPr>
-                <w:b w:val="0"/>
-                <w:i w:val="0"/>
-                <w:sz w:val="18"/>
-              </w:rPr>
-              <w:t>MoC PAD pathway</w:t>
-            </w:r>
-          </w:p>
-        </w:tc>
-        <w:tc>
-          <w:tcPr>
-            <w:tcW w:type="dxa" w:w="1994"/>
-          </w:tcPr>
-          <w:p>
-            <w:r/>
-            <w:r>
-              <w:rPr>
-                <w:b w:val="0"/>
-                <w:i w:val="0"/>
-                <w:sz w:val="18"/>
-              </w:rPr>
-              <w:t>—</w:t>
+              <w:t>Monophasic Doppler; ABI &lt; 0.90; ankle &lt; 100 mmHg (prototype); TBI &lt; 0.75; toe &lt; 60; TcPO₂ &lt; 55; or both pulses absent. History of PAD or revascularisation counts. ABI &gt; 1.30 with no toe value: possible calcification, unreliable.</w:t>
+            </w:r>
+          </w:p>
+        </w:tc>
+        <w:tc>
+          <w:tcPr>
+            <w:tcW w:type="dxa" w:w="1994"/>
+          </w:tcPr>
+          <w:p>
+            <w:r/>
+            <w:r>
+              <w:rPr>
+                <w:b w:val="0"/>
+                <w:i w:val="0"/>
+                <w:sz w:val="18"/>
+              </w:rPr>
+              <w:t>§5 step 2</w:t>
+            </w:r>
+          </w:p>
+        </w:tc>
+        <w:tc>
+          <w:tcPr>
+            <w:tcW w:type="dxa" w:w="1994"/>
+          </w:tcPr>
+          <w:p>
+            <w:r/>
+            <w:r>
+              <w:rPr>
+                <w:b w:val="0"/>
+                <w:i w:val="0"/>
+                <w:sz w:val="18"/>
+              </w:rPr>
+              <w:t>Ankle 100 and TcPO₂ 55 need sign-off</w:t>
             </w:r>
           </w:p>
         </w:tc>
@@ -14099,39 +14163,39 @@
                 <w:i w:val="0"/>
                 <w:sz w:val="18"/>
               </w:rPr>
-              <w:t>Severe ischaemia</w:t>
-            </w:r>
-          </w:p>
-        </w:tc>
-        <w:tc>
-          <w:tcPr>
-            <w:tcW w:type="dxa" w:w="1994"/>
-          </w:tcPr>
-          <w:p>
-            <w:r/>
-            <w:r>
-              <w:rPr>
-                <w:b w:val="0"/>
-                <w:i w:val="0"/>
-                <w:sz w:val="18"/>
-              </w:rPr>
-              <w:t>ABI &lt; 0.5, ankle &lt; 50, toe &lt; 30 or TcPO₂ &lt; 25 mmHg → urgent vascular referral</w:t>
-            </w:r>
-          </w:p>
-        </w:tc>
-        <w:tc>
-          <w:tcPr>
-            <w:tcW w:type="dxa" w:w="1994"/>
-          </w:tcPr>
-          <w:p>
-            <w:r/>
-            <w:r>
-              <w:rPr>
-                <w:b w:val="0"/>
-                <w:i w:val="0"/>
-                <w:sz w:val="18"/>
-              </w:rPr>
-              <w:t>MoC PAD pathway</w:t>
+              <w:t>Critical perfusion</w:t>
+            </w:r>
+          </w:p>
+        </w:tc>
+        <w:tc>
+          <w:tcPr>
+            <w:tcW w:type="dxa" w:w="1994"/>
+          </w:tcPr>
+          <w:p>
+            <w:r/>
+            <w:r>
+              <w:rPr>
+                <w:b w:val="0"/>
+                <w:i w:val="0"/>
+                <w:sz w:val="18"/>
+              </w:rPr>
+              <w:t>ABI &lt; 0.50, ankle &lt; 50, toe &lt; 30 or TcPO₂ &lt; 25</w:t>
+            </w:r>
+          </w:p>
+        </w:tc>
+        <w:tc>
+          <w:tcPr>
+            <w:tcW w:type="dxa" w:w="1994"/>
+          </w:tcPr>
+          <w:p>
+            <w:r/>
+            <w:r>
+              <w:rPr>
+                <w:b w:val="0"/>
+                <w:i w:val="0"/>
+                <w:sz w:val="18"/>
+              </w:rPr>
+              <w:t>§5 step 2</w:t>
             </w:r>
           </w:p>
         </w:tc>
@@ -14181,39 +14245,39 @@
                 <w:i w:val="0"/>
                 <w:sz w:val="18"/>
               </w:rPr>
-              <w:t>Deformity</w:t>
-            </w:r>
-          </w:p>
-        </w:tc>
-        <w:tc>
-          <w:tcPr>
-            <w:tcW w:type="dxa" w:w="1994"/>
-          </w:tcPr>
-          <w:p>
-            <w:r/>
-            <w:r>
-              <w:rPr>
-                <w:b w:val="0"/>
-                <w:i w:val="0"/>
-                <w:sz w:val="18"/>
-              </w:rPr>
-              <w:t>Any deformity finding recorded</w:t>
-            </w:r>
-          </w:p>
-        </w:tc>
-        <w:tc>
-          <w:tcPr>
-            <w:tcW w:type="dxa" w:w="1994"/>
-          </w:tcPr>
-          <w:p>
-            <w:r/>
-            <w:r>
-              <w:rPr>
-                <w:b w:val="0"/>
-                <w:i w:val="0"/>
-                <w:sz w:val="18"/>
-              </w:rPr>
-              <w:t>Screening form F</w:t>
+              <w:t>Supporting flags</w:t>
+            </w:r>
+          </w:p>
+        </w:tc>
+        <w:tc>
+          <w:tcPr>
+            <w:tcW w:type="dxa" w:w="1994"/>
+          </w:tcPr>
+          <w:p>
+            <w:r/>
+            <w:r>
+              <w:rPr>
+                <w:b w:val="0"/>
+                <w:i w:val="0"/>
+                <w:sz w:val="18"/>
+              </w:rPr>
+              <w:t>Deformity (claw, hammer, prominent MTH, hallux valgus, change in foot shape, previous Charcot); callus; dry skin / fissures / nail changes; previous ulcer; previous amputation; ESRD; CKD; active ulcer</w:t>
+            </w:r>
+          </w:p>
+        </w:tc>
+        <w:tc>
+          <w:tcPr>
+            <w:tcW w:type="dxa" w:w="1994"/>
+          </w:tcPr>
+          <w:p>
+            <w:r/>
+            <w:r>
+              <w:rPr>
+                <w:b w:val="0"/>
+                <w:i w:val="0"/>
+                <w:sz w:val="18"/>
+              </w:rPr>
+              <w:t>§5 step 3</w:t>
             </w:r>
           </w:p>
         </w:tc>
@@ -14263,55 +14327,55 @@
                 <w:i w:val="0"/>
                 <w:sz w:val="18"/>
               </w:rPr>
-              <w:t>IWGDF risk 0–3 and screening interval</w:t>
-            </w:r>
-          </w:p>
-        </w:tc>
-        <w:tc>
-          <w:tcPr>
-            <w:tcW w:type="dxa" w:w="1994"/>
-          </w:tcPr>
-          <w:p>
-            <w:r/>
-            <w:r>
-              <w:rPr>
-                <w:b w:val="0"/>
-                <w:i w:val="0"/>
-                <w:sz w:val="18"/>
-              </w:rPr>
-              <w:t>0 no LOPS/PAD (yearly); 1 LOPS or PAD (6–12 months); 2 LOPS+PAD, or with deformity (3–6 months); 3 plus previous ulcer, amputation or end-stage renal disease (1–3 months)</w:t>
-            </w:r>
-          </w:p>
-        </w:tc>
-        <w:tc>
-          <w:tcPr>
-            <w:tcW w:type="dxa" w:w="1994"/>
-          </w:tcPr>
-          <w:p>
-            <w:r/>
-            <w:r>
-              <w:rPr>
-                <w:b w:val="0"/>
-                <w:i w:val="0"/>
-                <w:sz w:val="18"/>
-              </w:rPr>
-              <w:t>MoC Table 1 (IWGDF)</w:t>
-            </w:r>
-          </w:p>
-        </w:tc>
-        <w:tc>
-          <w:tcPr>
-            <w:tcW w:type="dxa" w:w="1994"/>
-          </w:tcPr>
-          <w:p>
-            <w:r/>
-            <w:r>
-              <w:rPr>
-                <w:b w:val="0"/>
-                <w:i w:val="0"/>
-                <w:sz w:val="18"/>
-              </w:rPr>
-              <w:t>—</w:t>
+              <w:t>Charcot flag</w:t>
+            </w:r>
+          </w:p>
+        </w:tc>
+        <w:tc>
+          <w:tcPr>
+            <w:tcW w:type="dxa" w:w="1994"/>
+          </w:tcPr>
+          <w:p>
+            <w:r/>
+            <w:r>
+              <w:rPr>
+                <w:b w:val="0"/>
+                <w:i w:val="0"/>
+                <w:sz w:val="18"/>
+              </w:rPr>
+              <w:t>2 or more red flags including warmth, swelling or redness; or skin temperature difference &gt; 2 °C</w:t>
+            </w:r>
+          </w:p>
+        </w:tc>
+        <w:tc>
+          <w:tcPr>
+            <w:tcW w:type="dxa" w:w="1994"/>
+          </w:tcPr>
+          <w:p>
+            <w:r/>
+            <w:r>
+              <w:rPr>
+                <w:b w:val="0"/>
+                <w:i w:val="0"/>
+                <w:sz w:val="18"/>
+              </w:rPr>
+              <w:t>§5 step 4</w:t>
+            </w:r>
+          </w:p>
+        </w:tc>
+        <w:tc>
+          <w:tcPr>
+            <w:tcW w:type="dxa" w:w="1994"/>
+          </w:tcPr>
+          <w:p>
+            <w:r/>
+            <w:r>
+              <w:rPr>
+                <w:b w:val="0"/>
+                <w:i w:val="0"/>
+                <w:sz w:val="18"/>
+              </w:rPr>
+              <w:t>Needs sign-off</w:t>
             </w:r>
           </w:p>
         </w:tc>
@@ -14345,39 +14409,39 @@
                 <w:i w:val="0"/>
                 <w:sz w:val="18"/>
               </w:rPr>
-              <w:t>Infection grade</w:t>
-            </w:r>
-          </w:p>
-        </w:tc>
-        <w:tc>
-          <w:tcPr>
-            <w:tcW w:type="dxa" w:w="1994"/>
-          </w:tcPr>
-          <w:p>
-            <w:r/>
-            <w:r>
-              <w:rPr>
-                <w:b w:val="0"/>
-                <w:i w:val="0"/>
-                <w:sz w:val="18"/>
-              </w:rPr>
-              <w:t>&lt; 2 local signs: uninfected. ≥ 2: mild. Erythema ≥ 2 cm or deeper tissue (incl. abscess, osteomyelitis): moderate. ≥ 2 SIRS: severe. "(O)" for osteomyelitis.</w:t>
-            </w:r>
-          </w:p>
-        </w:tc>
-        <w:tc>
-          <w:tcPr>
-            <w:tcW w:type="dxa" w:w="1994"/>
-          </w:tcPr>
-          <w:p>
-            <w:r/>
-            <w:r>
-              <w:rPr>
-                <w:b w:val="0"/>
-                <w:i w:val="0"/>
-                <w:sz w:val="18"/>
-              </w:rPr>
-              <w:t>IWGDF/IDSA via MOH-EC</w:t>
+              <w:t>IWGDF risk 0–3</w:t>
+            </w:r>
+          </w:p>
+        </w:tc>
+        <w:tc>
+          <w:tcPr>
+            <w:tcW w:type="dxa" w:w="1994"/>
+          </w:tcPr>
+          <w:p>
+            <w:r/>
+            <w:r>
+              <w:rPr>
+                <w:b w:val="0"/>
+                <w:i w:val="0"/>
+                <w:sz w:val="18"/>
+              </w:rPr>
+              <w:t>0; LOPS or PAD → 1; both, or with deformity → 2; plus previous ulcer, amputation or ESRD → 3. Deformity alone stays 0. Sets the screening interval.</w:t>
+            </w:r>
+          </w:p>
+        </w:tc>
+        <w:tc>
+          <w:tcPr>
+            <w:tcW w:type="dxa" w:w="1994"/>
+          </w:tcPr>
+          <w:p>
+            <w:r/>
+            <w:r>
+              <w:rPr>
+                <w:b w:val="0"/>
+                <w:i w:val="0"/>
+                <w:sz w:val="18"/>
+              </w:rPr>
+              <w:t>§5 step 5</w:t>
             </w:r>
           </w:p>
         </w:tc>
@@ -14427,55 +14491,55 @@
                 <w:i w:val="0"/>
                 <w:sz w:val="18"/>
               </w:rPr>
-              <w:t>Wagner 1–5</w:t>
-            </w:r>
-          </w:p>
-        </w:tc>
-        <w:tc>
-          <w:tcPr>
-            <w:tcW w:type="dxa" w:w="1994"/>
-          </w:tcPr>
-          <w:p>
-            <w:r/>
-            <w:r>
-              <w:rPr>
-                <w:b w:val="0"/>
-                <w:i w:val="0"/>
-                <w:sz w:val="18"/>
-              </w:rPr>
-              <w:t>Extensive gangrene 5; localised gangrene 4; abscess, probe-to-bone, bone exposed or osteomyelitis 3; tendon or joint exposed 2; otherwise 1</w:t>
-            </w:r>
-          </w:p>
-        </w:tc>
-        <w:tc>
-          <w:tcPr>
-            <w:tcW w:type="dxa" w:w="1994"/>
-          </w:tcPr>
-          <w:p>
-            <w:r/>
-            <w:r>
-              <w:rPr>
-                <w:b w:val="0"/>
-                <w:i w:val="0"/>
-                <w:sz w:val="18"/>
-              </w:rPr>
-              <w:t>DF102; MOH (Wagner 3 includes abscess)</w:t>
-            </w:r>
-          </w:p>
-        </w:tc>
-        <w:tc>
-          <w:tcPr>
-            <w:tcW w:type="dxa" w:w="1994"/>
-          </w:tcPr>
-          <w:p>
-            <w:r/>
-            <w:r>
-              <w:rPr>
-                <w:b w:val="0"/>
-                <w:i w:val="0"/>
-                <w:sz w:val="18"/>
-              </w:rPr>
-              <w:t>Mapping from form fields is a draft</w:t>
+              <w:t>MOH segment 0–4</w:t>
+            </w:r>
+          </w:p>
+        </w:tc>
+        <w:tc>
+          <w:tcPr>
+            <w:tcW w:type="dxa" w:w="1994"/>
+          </w:tcPr>
+          <w:p>
+            <w:r/>
+            <w:r>
+              <w:rPr>
+                <w:b w:val="0"/>
+                <w:i w:val="0"/>
+                <w:sz w:val="18"/>
+              </w:rPr>
+              <w:t>See the table below. Drives the referral.</w:t>
+            </w:r>
+          </w:p>
+        </w:tc>
+        <w:tc>
+          <w:tcPr>
+            <w:tcW w:type="dxa" w:w="1994"/>
+          </w:tcPr>
+          <w:p>
+            <w:r/>
+            <w:r>
+              <w:rPr>
+                <w:b w:val="0"/>
+                <w:i w:val="0"/>
+                <w:sz w:val="18"/>
+              </w:rPr>
+              <w:t>§5 step 6</w:t>
+            </w:r>
+          </w:p>
+        </w:tc>
+        <w:tc>
+          <w:tcPr>
+            <w:tcW w:type="dxa" w:w="1994"/>
+          </w:tcPr>
+          <w:p>
+            <w:r/>
+            <w:r>
+              <w:rPr>
+                <w:b w:val="0"/>
+                <w:i w:val="0"/>
+                <w:sz w:val="18"/>
+              </w:rPr>
+              <w:t>"Any active ulcer" and "CKD without dialysis = moderate" need sign-off</w:t>
             </w:r>
           </w:p>
         </w:tc>
@@ -14509,55 +14573,55 @@
                 <w:i w:val="0"/>
                 <w:sz w:val="18"/>
               </w:rPr>
-              <w:t>SINBAD 0–6</w:t>
-            </w:r>
-          </w:p>
-        </w:tc>
-        <w:tc>
-          <w:tcPr>
-            <w:tcW w:type="dxa" w:w="1994"/>
-          </w:tcPr>
-          <w:p>
-            <w:r/>
-            <w:r>
-              <w:rPr>
-                <w:b w:val="0"/>
-                <w:i w:val="0"/>
-                <w:sz w:val="18"/>
-              </w:rPr>
-              <w:t>Site (mid/hindfoot), Ischaemia (no palpable pulse), Neuropathy, Bacterial infection, Area ≥ 1 cm², Depth</w:t>
-            </w:r>
-          </w:p>
-        </w:tc>
-        <w:tc>
-          <w:tcPr>
-            <w:tcW w:type="dxa" w:w="1994"/>
-          </w:tcPr>
-          <w:p>
-            <w:r/>
-            <w:r>
-              <w:rPr>
-                <w:b w:val="0"/>
-                <w:i w:val="0"/>
-                <w:sz w:val="18"/>
-              </w:rPr>
-              <w:t>MoC (minimum audit set), DF102</w:t>
-            </w:r>
-          </w:p>
-        </w:tc>
-        <w:tc>
-          <w:tcPr>
-            <w:tcW w:type="dxa" w:w="1994"/>
-          </w:tcPr>
-          <w:p>
-            <w:r/>
-            <w:r>
-              <w:rPr>
-                <w:b w:val="0"/>
-                <w:i w:val="0"/>
-                <w:sz w:val="18"/>
-              </w:rPr>
-              <w:t>—</w:t>
+              <w:t>Infection severity 0–3</w:t>
+            </w:r>
+          </w:p>
+        </w:tc>
+        <w:tc>
+          <w:tcPr>
+            <w:tcW w:type="dxa" w:w="1994"/>
+          </w:tcPr>
+          <w:p>
+            <w:r/>
+            <w:r>
+              <w:rPr>
+                <w:b w:val="0"/>
+                <w:i w:val="0"/>
+                <w:sz w:val="18"/>
+              </w:rPr>
+              <w:t>2+ local signs, abscess or confirmed osteomyelitis: SIRS → Severe; erythema ≥ 2 cm or deep → Moderate; else Mild. Otherwise Uninfected ("Antibiotics are not indicated"). "(O)" when bone is involved.</w:t>
+            </w:r>
+          </w:p>
+        </w:tc>
+        <w:tc>
+          <w:tcPr>
+            <w:tcW w:type="dxa" w:w="1994"/>
+          </w:tcPr>
+          <w:p>
+            <w:r/>
+            <w:r>
+              <w:rPr>
+                <w:b w:val="0"/>
+                <w:i w:val="0"/>
+                <w:sz w:val="18"/>
+              </w:rPr>
+              <w:t>§6</w:t>
+            </w:r>
+          </w:p>
+        </w:tc>
+        <w:tc>
+          <w:tcPr>
+            <w:tcW w:type="dxa" w:w="1994"/>
+          </w:tcPr>
+          <w:p>
+            <w:r/>
+            <w:r>
+              <w:rPr>
+                <w:b w:val="0"/>
+                <w:i w:val="0"/>
+                <w:sz w:val="18"/>
+              </w:rPr>
+              <w:t>Abscess / bone infection counting as infected (open point)</w:t>
             </w:r>
           </w:p>
         </w:tc>
@@ -14591,71 +14655,55 @@
                 <w:i w:val="0"/>
                 <w:sz w:val="18"/>
               </w:rPr>
-              <w:t>WIfI components</w:t>
-            </w:r>
-          </w:p>
-        </w:tc>
-        <w:tc>
-          <w:tcPr>
-            <w:tcW w:type="dxa" w:w="1994"/>
-          </w:tcPr>
-          <w:p>
-            <w:r/>
-            <w:r>
-              <w:rPr>
-                <w:b w:val="0"/>
-                <w:i w:val="0"/>
-                <w:sz w:val="18"/>
-              </w:rPr>
-              <w:t>W, I (from ABI or pressures) and fI grades</w:t>
-            </w:r>
-          </w:p>
-        </w:tc>
-        <w:tc>
-          <w:tcPr>
-            <w:tcW w:type="dxa" w:w="1994"/>
-          </w:tcPr>
-          <w:p>
-            <w:r/>
-            <w:r>
-              <w:rPr>
-                <w:b w:val="0"/>
-                <w:i w:val="0"/>
-                <w:sz w:val="18"/>
-              </w:rPr>
-              <w:t>DF102</w:t>
-            </w:r>
-          </w:p>
-        </w:tc>
-        <w:tc>
-          <w:tcPr>
-            <w:tcW w:type="dxa" w:w="1994"/>
-          </w:tcPr>
-          <w:p>
-            <w:r/>
-            <w:r>
-              <w:rPr>
-                <w:b w:val="0"/>
-                <w:i w:val="0"/>
-                <w:sz w:val="18"/>
-              </w:rPr>
-              <w:t xml:space="preserve">Combined stage </w:t>
-            </w:r>
-            <w:r>
-              <w:rPr>
-                <w:b/>
-                <w:i w:val="0"/>
-                <w:sz w:val="18"/>
-              </w:rPr>
-              <w:t>Blocked</w:t>
-            </w:r>
-            <w:r>
-              <w:rPr>
-                <w:b w:val="0"/>
-                <w:i w:val="0"/>
-                <w:sz w:val="18"/>
-              </w:rPr>
-              <w:t xml:space="preserve"> (F-06)</w:t>
+              <w:t>Wagner 1–5</w:t>
+            </w:r>
+          </w:p>
+        </w:tc>
+        <w:tc>
+          <w:tcPr>
+            <w:tcW w:type="dxa" w:w="1994"/>
+          </w:tcPr>
+          <w:p>
+            <w:r/>
+            <w:r>
+              <w:rPr>
+                <w:b w:val="0"/>
+                <w:i w:val="0"/>
+                <w:sz w:val="18"/>
+              </w:rPr>
+              <w:t>Whole-foot gangrene 5; any gangrene 4; abscess or confirmed osteomyelitis 3; exposed structure or probe-to-bone 2; else 1</w:t>
+            </w:r>
+          </w:p>
+        </w:tc>
+        <w:tc>
+          <w:tcPr>
+            <w:tcW w:type="dxa" w:w="1994"/>
+          </w:tcPr>
+          <w:p>
+            <w:r/>
+            <w:r>
+              <w:rPr>
+                <w:b w:val="0"/>
+                <w:i w:val="0"/>
+                <w:sz w:val="18"/>
+              </w:rPr>
+              <w:t>§6</w:t>
+            </w:r>
+          </w:p>
+        </w:tc>
+        <w:tc>
+          <w:tcPr>
+            <w:tcW w:type="dxa" w:w="1994"/>
+          </w:tcPr>
+          <w:p>
+            <w:r/>
+            <w:r>
+              <w:rPr>
+                <w:b w:val="0"/>
+                <w:i w:val="0"/>
+                <w:sz w:val="18"/>
+              </w:rPr>
+              <w:t>—</w:t>
             </w:r>
           </w:p>
         </w:tc>
@@ -14689,39 +14737,39 @@
                 <w:i w:val="0"/>
                 <w:sz w:val="18"/>
               </w:rPr>
-              <w:t>Stable / unstable foot</w:t>
-            </w:r>
-          </w:p>
-        </w:tc>
-        <w:tc>
-          <w:tcPr>
-            <w:tcW w:type="dxa" w:w="1994"/>
-          </w:tcPr>
-          <w:p>
-            <w:r/>
-            <w:r>
-              <w:rPr>
-                <w:b w:val="0"/>
-                <w:i w:val="0"/>
-                <w:sz w:val="18"/>
-              </w:rPr>
-              <w:t>Wagner ≥ 3, infection ≥ 3, cellulitis &gt; 2 cm, probe-to-bone, abscess, ≥ 2 SIRS, ischaemia → unstable, consider admission</w:t>
-            </w:r>
-          </w:p>
-        </w:tc>
-        <w:tc>
-          <w:tcPr>
-            <w:tcW w:type="dxa" w:w="1994"/>
-          </w:tcPr>
-          <w:p>
-            <w:r/>
-            <w:r>
-              <w:rPr>
-                <w:b w:val="0"/>
-                <w:i w:val="0"/>
-                <w:sz w:val="18"/>
-              </w:rPr>
-              <w:t>MOH-EC</w:t>
+              <w:t>SINBAD 0–6</w:t>
+            </w:r>
+          </w:p>
+        </w:tc>
+        <w:tc>
+          <w:tcPr>
+            <w:tcW w:type="dxa" w:w="1994"/>
+          </w:tcPr>
+          <w:p>
+            <w:r/>
+            <w:r>
+              <w:rPr>
+                <w:b w:val="0"/>
+                <w:i w:val="0"/>
+                <w:sz w:val="18"/>
+              </w:rPr>
+              <w:t>Site not forefoot; neither pulse present; LOPS; infection ≥ 1; area ≥ 1 cm²; reaches deeper structures. 0–2 mild, 3–4 moderate, 5–6 severe.</w:t>
+            </w:r>
+          </w:p>
+        </w:tc>
+        <w:tc>
+          <w:tcPr>
+            <w:tcW w:type="dxa" w:w="1994"/>
+          </w:tcPr>
+          <w:p>
+            <w:r/>
+            <w:r>
+              <w:rPr>
+                <w:b w:val="0"/>
+                <w:i w:val="0"/>
+                <w:sz w:val="18"/>
+              </w:rPr>
+              <w:t>§6</w:t>
             </w:r>
           </w:p>
         </w:tc>
@@ -14771,55 +14819,55 @@
                 <w:i w:val="0"/>
                 <w:sz w:val="18"/>
               </w:rPr>
-              <w:t>Referral (patient segmentation and action guide)</w:t>
-            </w:r>
-          </w:p>
-        </w:tc>
-        <w:tc>
-          <w:tcPr>
-            <w:tcW w:type="dxa" w:w="1994"/>
-          </w:tcPr>
-          <w:p>
-            <w:r/>
-            <w:r>
-              <w:rPr>
-                <w:b w:val="0"/>
-                <w:i w:val="0"/>
-                <w:sz w:val="18"/>
-              </w:rPr>
-              <w:t>See below</w:t>
-            </w:r>
-          </w:p>
-        </w:tc>
-        <w:tc>
-          <w:tcPr>
-            <w:tcW w:type="dxa" w:w="1994"/>
-          </w:tcPr>
-          <w:p>
-            <w:r/>
-            <w:r>
-              <w:rPr>
-                <w:b w:val="0"/>
-                <w:i w:val="0"/>
-                <w:sz w:val="18"/>
-              </w:rPr>
-              <w:t>MoC p.91</w:t>
-            </w:r>
-          </w:p>
-        </w:tc>
-        <w:tc>
-          <w:tcPr>
-            <w:tcW w:type="dxa" w:w="1994"/>
-          </w:tcPr>
-          <w:p>
-            <w:r/>
-            <w:r>
-              <w:rPr>
-                <w:b w:val="0"/>
-                <w:i w:val="0"/>
-                <w:sz w:val="18"/>
-              </w:rPr>
-              <w:t>Verify against handbook §5 step 6</w:t>
+              <w:t>WIfI stage 1–4</w:t>
+            </w:r>
+          </w:p>
+        </w:tc>
+        <w:tc>
+          <w:tcPr>
+            <w:tcW w:type="dxa" w:w="1994"/>
+          </w:tcPr>
+          <w:p>
+            <w:r/>
+            <w:r>
+              <w:rPr>
+                <w:b w:val="0"/>
+                <w:i w:val="0"/>
+                <w:sz w:val="18"/>
+              </w:rPr>
+              <w:t>W (1–3), I (worst of ABI / ankle / toe / TcPO₂ grades; estimated from Doppler and pulses when missing), fI (worst infection on that foot) → handbook stage table</w:t>
+            </w:r>
+          </w:p>
+        </w:tc>
+        <w:tc>
+          <w:tcPr>
+            <w:tcW w:type="dxa" w:w="1994"/>
+          </w:tcPr>
+          <w:p>
+            <w:r/>
+            <w:r>
+              <w:rPr>
+                <w:b w:val="0"/>
+                <w:i w:val="0"/>
+                <w:sz w:val="18"/>
+              </w:rPr>
+              <w:t>§6</w:t>
+            </w:r>
+          </w:p>
+        </w:tc>
+        <w:tc>
+          <w:tcPr>
+            <w:tcW w:type="dxa" w:w="1994"/>
+          </w:tcPr>
+          <w:p>
+            <w:r/>
+            <w:r>
+              <w:rPr>
+                <w:b w:val="0"/>
+                <w:i w:val="0"/>
+                <w:sz w:val="18"/>
+              </w:rPr>
+              <w:t>Estimate and W shortcut need sign-off</w:t>
             </w:r>
           </w:p>
         </w:tc>
@@ -14853,39 +14901,39 @@
                 <w:i w:val="0"/>
                 <w:sz w:val="18"/>
               </w:rPr>
-              <w:t>Suggested tests</w:t>
-            </w:r>
-          </w:p>
-        </w:tc>
-        <w:tc>
-          <w:tcPr>
-            <w:tcW w:type="dxa" w:w="1994"/>
-          </w:tcPr>
-          <w:p>
-            <w:r/>
-            <w:r>
-              <w:rPr>
-                <w:b w:val="0"/>
-                <w:i w:val="0"/>
-                <w:sz w:val="18"/>
-              </w:rPr>
-              <w:t>Any ulcer: CBC, ESR, CRP, fasting glucose, HbA1c, renal function, wound culture. Ambiguous signs: procalcitonin. Probe-to-bone or osteomyelitis: bone culture. Severe infection: blood cultures.</w:t>
-            </w:r>
-          </w:p>
-        </w:tc>
-        <w:tc>
-          <w:tcPr>
-            <w:tcW w:type="dxa" w:w="1994"/>
-          </w:tcPr>
-          <w:p>
-            <w:r/>
-            <w:r>
-              <w:rPr>
-                <w:b w:val="0"/>
-                <w:i w:val="0"/>
-                <w:sz w:val="18"/>
-              </w:rPr>
-              <w:t>Screening form after MOH Table 7, DF102</w:t>
+              <w:t>Healing, type, offloading, dressing</w:t>
+            </w:r>
+          </w:p>
+        </w:tc>
+        <w:tc>
+          <w:tcPr>
+            <w:tcW w:type="dxa" w:w="1994"/>
+          </w:tcPr>
+          <w:p>
+            <w:r/>
+            <w:r>
+              <w:rPr>
+                <w:b w:val="0"/>
+                <w:i w:val="0"/>
+                <w:sz w:val="18"/>
+              </w:rPr>
+              <w:t>Not healing: ≥ 4 weeks of care and area shrank by less than half. Suggested type from LOPS / PAD. Offloading and dressing suggestions by first match.</w:t>
+            </w:r>
+          </w:p>
+        </w:tc>
+        <w:tc>
+          <w:tcPr>
+            <w:tcW w:type="dxa" w:w="1994"/>
+          </w:tcPr>
+          <w:p>
+            <w:r/>
+            <w:r>
+              <w:rPr>
+                <w:b w:val="0"/>
+                <w:i w:val="0"/>
+                <w:sz w:val="18"/>
+              </w:rPr>
+              <w:t>§6</w:t>
             </w:r>
           </w:p>
         </w:tc>
@@ -14935,39 +14983,39 @@
                 <w:i w:val="0"/>
                 <w:sz w:val="18"/>
               </w:rPr>
-              <w:t>Follow-up interval</w:t>
-            </w:r>
-          </w:p>
-        </w:tc>
-        <w:tc>
-          <w:tcPr>
-            <w:tcW w:type="dxa" w:w="1994"/>
-          </w:tcPr>
-          <w:p>
-            <w:r/>
-            <w:r>
-              <w:rPr>
-                <w:b w:val="0"/>
-                <w:i w:val="0"/>
-                <w:sz w:val="18"/>
-              </w:rPr>
-              <w:t>Infected ulcer: 48 h; active ulcer: weekly; otherwise per IWGDF risk interval</w:t>
-            </w:r>
-          </w:p>
-        </w:tc>
-        <w:tc>
-          <w:tcPr>
-            <w:tcW w:type="dxa" w:w="1994"/>
-          </w:tcPr>
-          <w:p>
-            <w:r/>
-            <w:r>
-              <w:rPr>
-                <w:b w:val="0"/>
-                <w:i w:val="0"/>
-                <w:sz w:val="18"/>
-              </w:rPr>
-              <w:t>MoC</w:t>
+              <w:t>Suggested tests</w:t>
+            </w:r>
+          </w:p>
+        </w:tc>
+        <w:tc>
+          <w:tcPr>
+            <w:tcW w:type="dxa" w:w="1994"/>
+          </w:tcPr>
+          <w:p>
+            <w:r/>
+            <w:r>
+              <w:rPr>
+                <w:b w:val="0"/>
+                <w:i w:val="0"/>
+                <w:sz w:val="18"/>
+              </w:rPr>
+              <w:t>Baseline panel (set in Clinic setup) for an active ulcer; procalcitonin; electrolytes; lactate, deep tissue culture, blood cultures; albumin; bone culture; plain X-ray; weight-bearing X-ray (Charcot); MRI (Charcot with a normal X-ray). Only active tests are suggested.</w:t>
+            </w:r>
+          </w:p>
+        </w:tc>
+        <w:tc>
+          <w:tcPr>
+            <w:tcW w:type="dxa" w:w="1994"/>
+          </w:tcPr>
+          <w:p>
+            <w:r/>
+            <w:r>
+              <w:rPr>
+                <w:b w:val="0"/>
+                <w:i w:val="0"/>
+                <w:sz w:val="18"/>
+              </w:rPr>
+              <w:t>§7</w:t>
             </w:r>
           </w:p>
         </w:tc>
@@ -15017,55 +15065,55 @@
                 <w:i w:val="0"/>
                 <w:sz w:val="18"/>
               </w:rPr>
-              <w:t>Lab flags</w:t>
-            </w:r>
-          </w:p>
-        </w:tc>
-        <w:tc>
-          <w:tcPr>
-            <w:tcW w:type="dxa" w:w="1994"/>
-          </w:tcPr>
-          <w:p>
-            <w:r/>
-            <w:r>
-              <w:rPr>
-                <w:b w:val="0"/>
-                <w:i w:val="0"/>
-                <w:sz w:val="18"/>
-              </w:rPr>
-              <w:t>DF102 ranges. Haemoglobin 13.8–17.2 g/dL (male), 12.1–15.1 (female). Creatinine 0.74–1.35 mg/dL (male), 0.59–1.04 (female) (MOH Table 7). Platelets 150–400 ×10⁹/L.</w:t>
-            </w:r>
-          </w:p>
-        </w:tc>
-        <w:tc>
-          <w:tcPr>
-            <w:tcW w:type="dxa" w:w="1994"/>
-          </w:tcPr>
-          <w:p>
-            <w:r/>
-            <w:r>
-              <w:rPr>
-                <w:b w:val="0"/>
-                <w:i w:val="0"/>
-                <w:sz w:val="18"/>
-              </w:rPr>
-              <w:t>DF102, MOH Table 7</w:t>
-            </w:r>
-          </w:p>
-        </w:tc>
-        <w:tc>
-          <w:tcPr>
-            <w:tcW w:type="dxa" w:w="1994"/>
-          </w:tcPr>
-          <w:p>
-            <w:r/>
-            <w:r>
-              <w:rPr>
-                <w:b w:val="0"/>
-                <w:i w:val="0"/>
-                <w:sz w:val="18"/>
-              </w:rPr>
-              <w:t>Platelet upper limit open (400 vs 450)</w:t>
+              <w:t>Follow-up, disposition, teams</w:t>
+            </w:r>
+          </w:p>
+        </w:tc>
+        <w:tc>
+          <w:tcPr>
+            <w:tcW w:type="dxa" w:w="1994"/>
+          </w:tcPr>
+          <w:p>
+            <w:r/>
+            <w:r>
+              <w:rPr>
+                <w:b w:val="0"/>
+                <w:i w:val="0"/>
+                <w:sz w:val="18"/>
+              </w:rPr>
+              <w:t>Follow-up from the segment (≥ 2: 1–2 months; 1: 3–6 months; 0: IWGDF interval). Disposition by first match (sepsis, deep infection, limb ischaemia → emergency …). Teams: surgery, vascular, infectious disease, diabetologist, wound care, orthotics, dietician, physiotherapy, nephrology, social worker.</w:t>
+            </w:r>
+          </w:p>
+        </w:tc>
+        <w:tc>
+          <w:tcPr>
+            <w:tcW w:type="dxa" w:w="1994"/>
+          </w:tcPr>
+          <w:p>
+            <w:r/>
+            <w:r>
+              <w:rPr>
+                <w:b w:val="0"/>
+                <w:i w:val="0"/>
+                <w:sz w:val="18"/>
+              </w:rPr>
+              <w:t>§7</w:t>
+            </w:r>
+          </w:p>
+        </w:tc>
+        <w:tc>
+          <w:tcPr>
+            <w:tcW w:type="dxa" w:w="1994"/>
+          </w:tcPr>
+          <w:p>
+            <w:r/>
+            <w:r>
+              <w:rPr>
+                <w:b w:val="0"/>
+                <w:i w:val="0"/>
+                <w:sz w:val="18"/>
+              </w:rPr>
+              <w:t>—</w:t>
             </w:r>
           </w:p>
         </w:tc>
@@ -15099,6 +15147,88 @@
                 <w:i w:val="0"/>
                 <w:sz w:val="18"/>
               </w:rPr>
+              <w:t>Lab reference checks</w:t>
+            </w:r>
+          </w:p>
+        </w:tc>
+        <w:tc>
+          <w:tcPr>
+            <w:tcW w:type="dxa" w:w="1994"/>
+          </w:tcPr>
+          <w:p>
+            <w:r/>
+            <w:r>
+              <w:rPr>
+                <w:b w:val="0"/>
+                <w:i w:val="0"/>
+                <w:sz w:val="18"/>
+              </w:rPr>
+              <w:t>WBC 4.5–11; Hb 13.8–17.2 (M) / 12.1–15.1 (F); platelets 150–400 or 450; ESR &lt; 20; CRP &lt; 10; procalcitonin &lt; 0.1; fasting glucose 70–100; HbA1c &lt; 7; creatinine 0.74–1.35 (M) / 0.59–1.04 (F); lactate &lt; 2; albumin 35–50 g/L</w:t>
+            </w:r>
+          </w:p>
+        </w:tc>
+        <w:tc>
+          <w:tcPr>
+            <w:tcW w:type="dxa" w:w="1994"/>
+          </w:tcPr>
+          <w:p>
+            <w:r/>
+            <w:r>
+              <w:rPr>
+                <w:b w:val="0"/>
+                <w:i w:val="0"/>
+                <w:sz w:val="18"/>
+              </w:rPr>
+              <w:t>§7</w:t>
+            </w:r>
+          </w:p>
+        </w:tc>
+        <w:tc>
+          <w:tcPr>
+            <w:tcW w:type="dxa" w:w="1994"/>
+          </w:tcPr>
+          <w:p>
+            <w:r/>
+            <w:r>
+              <w:rPr>
+                <w:b w:val="0"/>
+                <w:i w:val="0"/>
+                <w:sz w:val="18"/>
+              </w:rPr>
+              <w:t>Platelet limit open</w:t>
+            </w:r>
+          </w:p>
+        </w:tc>
+      </w:tr>
+      <w:tr>
+        <w:tc>
+          <w:tcPr>
+            <w:tcW w:type="dxa" w:w="1994"/>
+          </w:tcPr>
+          <w:p>
+            <w:r/>
+            <w:r>
+              <w:rPr>
+                <w:b w:val="0"/>
+                <w:i w:val="0"/>
+                <w:sz w:val="18"/>
+              </w:rPr>
+              <w:t>CR-17</w:t>
+            </w:r>
+          </w:p>
+        </w:tc>
+        <w:tc>
+          <w:tcPr>
+            <w:tcW w:type="dxa" w:w="1994"/>
+          </w:tcPr>
+          <w:p>
+            <w:r/>
+            <w:r>
+              <w:rPr>
+                <w:b w:val="0"/>
+                <w:i w:val="0"/>
+                <w:sz w:val="18"/>
+              </w:rPr>
               <w:t>Clinical alerts</w:t>
             </w:r>
           </w:p>
@@ -15115,55 +15245,39 @@
                 <w:i w:val="0"/>
                 <w:sz w:val="18"/>
               </w:rPr>
-              <w:t>Current: escalations (unstable foot, SIRS, Charcot, severe ischaemia), osteomyelitis, ulcer present, abnormal labs</w:t>
-            </w:r>
-          </w:p>
-        </w:tc>
-        <w:tc>
-          <w:tcPr>
-            <w:tcW w:type="dxa" w:w="1994"/>
-          </w:tcPr>
-          <w:p>
-            <w:r/>
-            <w:r>
-              <w:rPr>
-                <w:b w:val="0"/>
-                <w:i w:val="0"/>
-                <w:sz w:val="18"/>
-              </w:rPr>
-              <w:t>Screening form, MOH-EC</w:t>
-            </w:r>
-          </w:p>
-        </w:tc>
-        <w:tc>
-          <w:tcPr>
-            <w:tcW w:type="dxa" w:w="1994"/>
-          </w:tcPr>
-          <w:p>
-            <w:r/>
-            <w:r>
-              <w:rPr>
-                <w:b w:val="0"/>
-                <w:i w:val="0"/>
-                <w:sz w:val="18"/>
-              </w:rPr>
-              <w:t xml:space="preserve">Full list </w:t>
-            </w:r>
-            <w:r>
-              <w:rPr>
-                <w:b/>
-                <w:i w:val="0"/>
-                <w:sz w:val="18"/>
-              </w:rPr>
-              <w:t>Blocked</w:t>
-            </w:r>
-            <w:r>
-              <w:rPr>
-                <w:b w:val="0"/>
-                <w:i w:val="0"/>
-                <w:sz w:val="18"/>
-              </w:rPr>
-              <w:t xml:space="preserve"> (handbook §8, F-05)</w:t>
+              <w:t>Full handbook §8 list: 10 critical, 22 warning and 15 info alerts, plus the nurse's "Tell the practitioner now"</w:t>
+            </w:r>
+          </w:p>
+        </w:tc>
+        <w:tc>
+          <w:tcPr>
+            <w:tcW w:type="dxa" w:w="1994"/>
+          </w:tcPr>
+          <w:p>
+            <w:r/>
+            <w:r>
+              <w:rPr>
+                <w:b w:val="0"/>
+                <w:i w:val="0"/>
+                <w:sz w:val="18"/>
+              </w:rPr>
+              <w:t>§8</w:t>
+            </w:r>
+          </w:p>
+        </w:tc>
+        <w:tc>
+          <w:tcPr>
+            <w:tcW w:type="dxa" w:w="1994"/>
+          </w:tcPr>
+          <w:p>
+            <w:r/>
+            <w:r>
+              <w:rPr>
+                <w:b w:val="0"/>
+                <w:i w:val="0"/>
+                <w:sz w:val="18"/>
+              </w:rPr>
+              <w:t>Every threshold needs sign-off</w:t>
             </w:r>
           </w:p>
         </w:tc>
@@ -15176,14 +15290,14 @@
           <w:b/>
           <w:i w:val="0"/>
         </w:rPr>
-        <w:t>CR-12 tiers.</w:t>
+        <w:t>CR-08 MOH segments.</w:t>
       </w:r>
       <w:r>
         <w:rPr>
           <w:b w:val="0"/>
           <w:i w:val="0"/>
         </w:rPr>
-        <w:t xml:space="preserve"> The first tier that applies is used.</w:t>
+        <w:t xml:space="preserve"> Checked from the top; the first match wins.</w:t>
       </w:r>
     </w:p>
     <w:tbl>
@@ -15213,7 +15327,7 @@
                 <w:color w:val="FFFFFF"/>
                 <w:sz w:val="18"/>
               </w:rPr>
-              <w:t>Tier</w:t>
+              <w:t>Segment</w:t>
             </w:r>
           </w:p>
         </w:tc>
@@ -15231,7 +15345,7 @@
                 <w:color w:val="FFFFFF"/>
                 <w:sz w:val="18"/>
               </w:rPr>
-              <w:t>Criteria</w:t>
+              <w:t>Condition</w:t>
             </w:r>
           </w:p>
         </w:tc>
@@ -15267,7 +15381,7 @@
                 <w:i w:val="0"/>
                 <w:sz w:val="18"/>
               </w:rPr>
-              <w:t>Acute foot attack</w:t>
+              <w:t>4 Acute foot attack</w:t>
             </w:r>
           </w:p>
         </w:tc>
@@ -15283,7 +15397,7 @@
                 <w:i w:val="0"/>
                 <w:sz w:val="18"/>
               </w:rPr>
-              <w:t>Systemically unwell; ulcer with ischaemia or gangrene; cellulitis or spreading infection; abscess or osteomyelitis</w:t>
+              <w:t>Active ulcer AND (any ulcer with moderate or severe infection, OR patient looks unwell, OR gangrene, abscess or confirmed bone infection, OR critical perfusion on that foot)</w:t>
             </w:r>
           </w:p>
         </w:tc>
@@ -15299,7 +15413,7 @@
                 <w:i w:val="0"/>
                 <w:sz w:val="18"/>
               </w:rPr>
-              <w:t>Directly to the emergency department</w:t>
+              <w:t>Send directly to the Emergency Department</w:t>
             </w:r>
           </w:p>
         </w:tc>
@@ -15317,7 +15431,7 @@
                 <w:i w:val="0"/>
                 <w:sz w:val="18"/>
               </w:rPr>
-              <w:t>Active foot disease</w:t>
+              <w:t>3 Active foot disease</w:t>
             </w:r>
           </w:p>
         </w:tc>
@@ -15333,7 +15447,7 @@
                 <w:i w:val="0"/>
                 <w:sz w:val="18"/>
               </w:rPr>
-              <w:t>Any active ulcer (decision pending, Section 16.1), or suspected Charcot</w:t>
+              <w:t>Active ulcer OR Charcot flag</w:t>
             </w:r>
           </w:p>
         </w:tc>
@@ -15349,7 +15463,7 @@
                 <w:i w:val="0"/>
                 <w:sz w:val="18"/>
               </w:rPr>
-              <w:t>Same-day referral to tertiary care</w:t>
+              <w:t>Same-day referral to tertiary care. Recall in 1 to 2 months</w:t>
             </w:r>
           </w:p>
         </w:tc>
@@ -15367,7 +15481,7 @@
                 <w:i w:val="0"/>
                 <w:sz w:val="18"/>
               </w:rPr>
-              <w:t>Severe ischaemia (no higher tier)</w:t>
+              <w:t>2 High risk</w:t>
             </w:r>
           </w:p>
         </w:tc>
@@ -15383,7 +15497,7 @@
                 <w:i w:val="0"/>
                 <w:sz w:val="18"/>
               </w:rPr>
-              <w:t>—</w:t>
+              <w:t>LOPS and PAD; or (LOPS or PAD) with callus or deformity; or previous ulcer, amputation or ESRD</w:t>
             </w:r>
           </w:p>
         </w:tc>
@@ -15399,7 +15513,7 @@
                 <w:i w:val="0"/>
                 <w:sz w:val="18"/>
               </w:rPr>
-              <w:t>Urgent vascular referral within 24 h</w:t>
+              <w:t>Secondary care within 1 week. Recall in 1 to 2 months</w:t>
             </w:r>
           </w:p>
         </w:tc>
@@ -15417,7 +15531,7 @@
                 <w:i w:val="0"/>
                 <w:sz w:val="18"/>
               </w:rPr>
-              <w:t>High risk</w:t>
+              <w:t>1 Moderate risk</w:t>
             </w:r>
           </w:p>
         </w:tc>
@@ -15433,7 +15547,7 @@
                 <w:i w:val="0"/>
                 <w:sz w:val="18"/>
               </w:rPr>
-              <w:t>Two of neuropathy / ischaemia / callus-deformity; or previous ulcer or amputation; or renal replacement therapy</w:t>
+              <w:t>LOPS, PAD, deformity, dry skin / fissures / nail changes, or CKD</w:t>
             </w:r>
           </w:p>
         </w:tc>
@@ -15449,7 +15563,7 @@
                 <w:i w:val="0"/>
                 <w:sz w:val="18"/>
               </w:rPr>
-              <w:t>Secondary care within 1 week</w:t>
+              <w:t>Secondary care within 3 weeks. Recall in 3 to 6 months</w:t>
             </w:r>
           </w:p>
         </w:tc>
@@ -15467,7 +15581,7 @@
                 <w:i w:val="0"/>
                 <w:sz w:val="18"/>
               </w:rPr>
-              <w:t>Moderate risk</w:t>
+              <w:t>0 Low risk</w:t>
             </w:r>
           </w:p>
         </w:tc>
@@ -15483,7 +15597,7 @@
                 <w:i w:val="0"/>
                 <w:sz w:val="18"/>
               </w:rPr>
-              <w:t>Neuropathy; non-critical ischaemia; deformity; or skin changes other than callus</w:t>
+              <w:t>None of the above</w:t>
             </w:r>
           </w:p>
         </w:tc>
@@ -15499,57 +15613,7 @@
                 <w:i w:val="0"/>
                 <w:sz w:val="18"/>
               </w:rPr>
-              <w:t>Secondary care within 3 weeks</w:t>
-            </w:r>
-          </w:p>
-        </w:tc>
-      </w:tr>
-      <w:tr>
-        <w:tc>
-          <w:tcPr>
-            <w:tcW w:type="dxa" w:w="3324"/>
-          </w:tcPr>
-          <w:p>
-            <w:r/>
-            <w:r>
-              <w:rPr>
-                <w:b w:val="0"/>
-                <w:i w:val="0"/>
-                <w:sz w:val="18"/>
-              </w:rPr>
-              <w:t>Low risk</w:t>
-            </w:r>
-          </w:p>
-        </w:tc>
-        <w:tc>
-          <w:tcPr>
-            <w:tcW w:type="dxa" w:w="3324"/>
-          </w:tcPr>
-          <w:p>
-            <w:r/>
-            <w:r>
-              <w:rPr>
-                <w:b w:val="0"/>
-                <w:i w:val="0"/>
-                <w:sz w:val="18"/>
-              </w:rPr>
-              <w:t>None of the above</w:t>
-            </w:r>
-          </w:p>
-        </w:tc>
-        <w:tc>
-          <w:tcPr>
-            <w:tcW w:type="dxa" w:w="3324"/>
-          </w:tcPr>
-          <w:p>
-            <w:r/>
-            <w:r>
-              <w:rPr>
-                <w:b w:val="0"/>
-                <w:i w:val="0"/>
-                <w:sz w:val="18"/>
-              </w:rPr>
-              <w:t>Annual review</w:t>
+              <w:t>Annual foot review and education</w:t>
             </w:r>
           </w:p>
         </w:tc>
@@ -20315,432 +20379,13 @@
         <w:t>16.1 Clinical decisions (clinical lead)</w:t>
       </w:r>
     </w:p>
-    <w:tbl>
-      <w:tblPr>
-        <w:tblStyle w:val="TableGrid"/>
-        <w:tblW w:type="auto" w:w="0"/>
-        <w:jc w:val="center"/>
-        <w:tblLook w:firstColumn="1" w:firstRow="1" w:lastColumn="0" w:lastRow="0" w:noHBand="0" w:noVBand="1" w:val="04A0"/>
-      </w:tblPr>
-      <w:tblGrid>
-        <w:gridCol w:w="3324"/>
-        <w:gridCol w:w="3324"/>
-        <w:gridCol w:w="3324"/>
-      </w:tblGrid>
-      <w:tr>
-        <w:tc>
-          <w:tcPr>
-            <w:tcW w:type="dxa" w:w="3324"/>
-            <w:shd w:val="clear" w:color="auto" w:fill="913246"/>
-          </w:tcPr>
-          <w:p>
-            <w:r/>
-            <w:r>
-              <w:rPr>
-                <w:b/>
-                <w:i w:val="0"/>
-                <w:color w:val="FFFFFF"/>
-                <w:sz w:val="18"/>
-              </w:rPr>
-              <w:t>ID</w:t>
-            </w:r>
-          </w:p>
-        </w:tc>
-        <w:tc>
-          <w:tcPr>
-            <w:tcW w:type="dxa" w:w="3324"/>
-            <w:shd w:val="clear" w:color="auto" w:fill="913246"/>
-          </w:tcPr>
-          <w:p>
-            <w:r/>
-            <w:r>
-              <w:rPr>
-                <w:b/>
-                <w:i w:val="0"/>
-                <w:color w:val="FFFFFF"/>
-                <w:sz w:val="18"/>
-              </w:rPr>
-              <w:t>Question</w:t>
-            </w:r>
-          </w:p>
-        </w:tc>
-        <w:tc>
-          <w:tcPr>
-            <w:tcW w:type="dxa" w:w="3324"/>
-            <w:shd w:val="clear" w:color="auto" w:fill="913246"/>
-          </w:tcPr>
-          <w:p>
-            <w:r/>
-            <w:r>
-              <w:rPr>
-                <w:b/>
-                <w:i w:val="0"/>
-                <w:color w:val="FFFFFF"/>
-                <w:sz w:val="18"/>
-              </w:rPr>
-              <w:t>Current demo behaviour</w:t>
-            </w:r>
-          </w:p>
-        </w:tc>
-      </w:tr>
-      <w:tr>
-        <w:tc>
-          <w:tcPr>
-            <w:tcW w:type="dxa" w:w="3324"/>
-          </w:tcPr>
-          <w:p>
-            <w:r/>
-            <w:r>
-              <w:rPr>
-                <w:b w:val="0"/>
-                <w:i w:val="0"/>
-                <w:sz w:val="18"/>
-              </w:rPr>
-              <w:t>OD-01</w:t>
-            </w:r>
-          </w:p>
-        </w:tc>
-        <w:tc>
-          <w:tcPr>
-            <w:tcW w:type="dxa" w:w="3324"/>
-          </w:tcPr>
-          <w:p>
-            <w:r/>
-            <w:r>
-              <w:rPr>
-                <w:b w:val="0"/>
-                <w:i w:val="0"/>
-                <w:sz w:val="18"/>
-              </w:rPr>
-              <w:t>Platelet upper limit: 400 ×10⁹/L (DF102) or 450 (MOH Table 7)?</w:t>
-            </w:r>
-          </w:p>
-        </w:tc>
-        <w:tc>
-          <w:tcPr>
-            <w:tcW w:type="dxa" w:w="3324"/>
-          </w:tcPr>
-          <w:p>
-            <w:r/>
-            <w:r>
-              <w:rPr>
-                <w:b w:val="0"/>
-                <w:i w:val="0"/>
-                <w:sz w:val="18"/>
-              </w:rPr>
-              <w:t>400, with both shown</w:t>
-            </w:r>
-          </w:p>
-        </w:tc>
-      </w:tr>
-      <w:tr>
-        <w:tc>
-          <w:tcPr>
-            <w:tcW w:type="dxa" w:w="3324"/>
-          </w:tcPr>
-          <w:p>
-            <w:r/>
-            <w:r>
-              <w:rPr>
-                <w:b w:val="0"/>
-                <w:i w:val="0"/>
-                <w:sz w:val="18"/>
-              </w:rPr>
-              <w:t>OD-02</w:t>
-            </w:r>
-          </w:p>
-        </w:tc>
-        <w:tc>
-          <w:tcPr>
-            <w:tcW w:type="dxa" w:w="3324"/>
-          </w:tcPr>
-          <w:p>
-            <w:r/>
-            <w:r>
-              <w:rPr>
-                <w:b w:val="0"/>
-                <w:i w:val="0"/>
-                <w:sz w:val="18"/>
-              </w:rPr>
-              <w:t>Does a new, uninfected ulcer count as active foot disease? The MoC guide doesn't name it; the handbook treats any active ulcer as active foot disease.</w:t>
-            </w:r>
-          </w:p>
-        </w:tc>
-        <w:tc>
-          <w:tcPr>
-            <w:tcW w:type="dxa" w:w="3324"/>
-          </w:tcPr>
-          <w:p>
-            <w:r/>
-            <w:r>
-              <w:rPr>
-                <w:b w:val="0"/>
-                <w:i w:val="0"/>
-                <w:sz w:val="18"/>
-              </w:rPr>
-              <w:t>Any active ulcer counts</w:t>
-            </w:r>
-          </w:p>
-        </w:tc>
-      </w:tr>
-      <w:tr>
-        <w:tc>
-          <w:tcPr>
-            <w:tcW w:type="dxa" w:w="3324"/>
-          </w:tcPr>
-          <w:p>
-            <w:r/>
-            <w:r>
-              <w:rPr>
-                <w:b w:val="0"/>
-                <w:i w:val="0"/>
-                <w:sz w:val="18"/>
-              </w:rPr>
-              <w:t>OD-03</w:t>
-            </w:r>
-          </w:p>
-        </w:tc>
-        <w:tc>
-          <w:tcPr>
-            <w:tcW w:type="dxa" w:w="3324"/>
-          </w:tcPr>
-          <w:p>
-            <w:r/>
-            <w:r>
-              <w:rPr>
-                <w:b w:val="0"/>
-                <w:i w:val="0"/>
-                <w:sz w:val="18"/>
-              </w:rPr>
-              <w:t>Thresholds of every clinical alert (handbook §10)</w:t>
-            </w:r>
-          </w:p>
-        </w:tc>
-        <w:tc>
-          <w:tcPr>
-            <w:tcW w:type="dxa" w:w="3324"/>
-          </w:tcPr>
-          <w:p>
-            <w:r/>
-            <w:r>
-              <w:rPr>
-                <w:b w:val="0"/>
-                <w:i w:val="0"/>
-                <w:sz w:val="18"/>
-              </w:rPr>
-              <w:t>Pending F-05</w:t>
-            </w:r>
-          </w:p>
-        </w:tc>
-      </w:tr>
-      <w:tr>
-        <w:tc>
-          <w:tcPr>
-            <w:tcW w:type="dxa" w:w="3324"/>
-          </w:tcPr>
-          <w:p>
-            <w:r/>
-            <w:r>
-              <w:rPr>
-                <w:b w:val="0"/>
-                <w:i w:val="0"/>
-                <w:sz w:val="18"/>
-              </w:rPr>
-              <w:t>OD-04</w:t>
-            </w:r>
-          </w:p>
-        </w:tc>
-        <w:tc>
-          <w:tcPr>
-            <w:tcW w:type="dxa" w:w="3324"/>
-          </w:tcPr>
-          <w:p>
-            <w:r/>
-            <w:r>
-              <w:rPr>
-                <w:b w:val="0"/>
-                <w:i w:val="0"/>
-                <w:sz w:val="18"/>
-              </w:rPr>
-              <w:t>Which risk system drives the plan: IWGDF 0–3 (MoC Table 1) and the MoC segmentation guide are both used (risk interval vs referral)</w:t>
-            </w:r>
-          </w:p>
-        </w:tc>
-        <w:tc>
-          <w:tcPr>
-            <w:tcW w:type="dxa" w:w="3324"/>
-          </w:tcPr>
-          <w:p>
-            <w:r/>
-            <w:r>
-              <w:rPr>
-                <w:b w:val="0"/>
-                <w:i w:val="0"/>
-                <w:sz w:val="18"/>
-              </w:rPr>
-              <w:t>Both shown, each with its source</w:t>
-            </w:r>
-          </w:p>
-        </w:tc>
-      </w:tr>
-      <w:tr>
-        <w:tc>
-          <w:tcPr>
-            <w:tcW w:type="dxa" w:w="3324"/>
-          </w:tcPr>
-          <w:p>
-            <w:r/>
-            <w:r>
-              <w:rPr>
-                <w:b w:val="0"/>
-                <w:i w:val="0"/>
-                <w:sz w:val="18"/>
-              </w:rPr>
-              <w:t>OD-05</w:t>
-            </w:r>
-          </w:p>
-        </w:tc>
-        <w:tc>
-          <w:tcPr>
-            <w:tcW w:type="dxa" w:w="3324"/>
-          </w:tcPr>
-          <w:p>
-            <w:r/>
-            <w:r>
-              <w:rPr>
-                <w:b w:val="0"/>
-                <w:i w:val="0"/>
-                <w:sz w:val="18"/>
-              </w:rPr>
-              <w:t>SIRS list: 4 IWGDF items vs the longer MOH-EC list</w:t>
-            </w:r>
-          </w:p>
-        </w:tc>
-        <w:tc>
-          <w:tcPr>
-            <w:tcW w:type="dxa" w:w="3324"/>
-          </w:tcPr>
-          <w:p>
-            <w:r/>
-            <w:r>
-              <w:rPr>
-                <w:b w:val="0"/>
-                <w:i w:val="0"/>
-                <w:sz w:val="18"/>
-              </w:rPr>
-              <w:t>4 items</w:t>
-            </w:r>
-          </w:p>
-        </w:tc>
-      </w:tr>
-      <w:tr>
-        <w:tc>
-          <w:tcPr>
-            <w:tcW w:type="dxa" w:w="3324"/>
-          </w:tcPr>
-          <w:p>
-            <w:r/>
-            <w:r>
-              <w:rPr>
-                <w:b w:val="0"/>
-                <w:i w:val="0"/>
-                <w:sz w:val="18"/>
-              </w:rPr>
-              <w:t>OD-06</w:t>
-            </w:r>
-          </w:p>
-        </w:tc>
-        <w:tc>
-          <w:tcPr>
-            <w:tcW w:type="dxa" w:w="3324"/>
-          </w:tcPr>
-          <w:p>
-            <w:r/>
-            <w:r>
-              <w:rPr>
-                <w:b w:val="0"/>
-                <w:i w:val="0"/>
-                <w:sz w:val="18"/>
-              </w:rPr>
-              <w:t>Draft mappings from form fields to LOPS and Wagner</w:t>
-            </w:r>
-          </w:p>
-        </w:tc>
-        <w:tc>
-          <w:tcPr>
-            <w:tcW w:type="dxa" w:w="3324"/>
-          </w:tcPr>
-          <w:p>
-            <w:r/>
-            <w:r>
-              <w:rPr>
-                <w:b w:val="0"/>
-                <w:i w:val="0"/>
-                <w:sz w:val="18"/>
-              </w:rPr>
-              <w:t>Marked "draft rule"</w:t>
-            </w:r>
-          </w:p>
-        </w:tc>
-      </w:tr>
-      <w:tr>
-        <w:tc>
-          <w:tcPr>
-            <w:tcW w:type="dxa" w:w="3324"/>
-          </w:tcPr>
-          <w:p>
-            <w:r/>
-            <w:r>
-              <w:rPr>
-                <w:b w:val="0"/>
-                <w:i w:val="0"/>
-                <w:sz w:val="18"/>
-              </w:rPr>
-              <w:t>OD-07</w:t>
-            </w:r>
-          </w:p>
-        </w:tc>
-        <w:tc>
-          <w:tcPr>
-            <w:tcW w:type="dxa" w:w="3324"/>
-          </w:tcPr>
-          <w:p>
-            <w:r/>
-            <w:r>
-              <w:rPr>
-                <w:b w:val="0"/>
-                <w:i w:val="0"/>
-                <w:sz w:val="18"/>
-              </w:rPr>
-              <w:t>Urea and eGFR reference ranges (not in the sources)</w:t>
-            </w:r>
-          </w:p>
-        </w:tc>
-        <w:tc>
-          <w:tcPr>
-            <w:tcW w:type="dxa" w:w="3324"/>
-          </w:tcPr>
-          <w:p>
-            <w:r/>
-            <w:r>
-              <w:rPr>
-                <w:b w:val="0"/>
-                <w:i w:val="0"/>
-                <w:sz w:val="18"/>
-              </w:rPr>
-              <w:t>No flag shown</w:t>
-            </w:r>
-          </w:p>
-        </w:tc>
-      </w:tr>
-    </w:tbl>
-    <w:p/>
     <w:p>
-      <w:pPr>
-        <w:pStyle w:val="Heading2"/>
-      </w:pPr>
       <w:r>
-        <w:t>16.2 Blocked: waiting for the Developer Handbook</w:t>
+        <w:rPr>
+          <w:b w:val="0"/>
+          <w:i w:val="0"/>
+        </w:rPr>
+        <w:t>These are the handbook's open points (section 10) plus items from UAT round 1. The demo follows the handbook's working choice for each.</w:t>
       </w:r>
     </w:p>
     <w:tbl>
@@ -20788,7 +20433,7 @@
                 <w:color w:val="FFFFFF"/>
                 <w:sz w:val="18"/>
               </w:rPr>
-              <w:t>Item</w:t>
+              <w:t>Question</w:t>
             </w:r>
           </w:p>
         </w:tc>
@@ -20806,7 +20451,7 @@
                 <w:color w:val="FFFFFF"/>
                 <w:sz w:val="18"/>
               </w:rPr>
-              <w:t>Handbook section</w:t>
+              <w:t>Current demo behaviour</w:t>
             </w:r>
           </w:p>
         </w:tc>
@@ -20824,7 +20469,7 @@
                 <w:i w:val="0"/>
                 <w:sz w:val="18"/>
               </w:rPr>
-              <w:t>BL-01</w:t>
+              <w:t>OD-01</w:t>
             </w:r>
           </w:p>
         </w:tc>
@@ -20840,7 +20485,7 @@
                 <w:i w:val="0"/>
                 <w:sz w:val="18"/>
               </w:rPr>
-              <w:t>F-05: implement the alert list</w:t>
+              <w:t>Platelet upper limit: 400 ×10⁹/L (training deck) or 450 (MOH table)?</w:t>
             </w:r>
           </w:p>
         </w:tc>
@@ -20856,7 +20501,7 @@
                 <w:i w:val="0"/>
                 <w:sz w:val="18"/>
               </w:rPr>
-              <w:t>§8</w:t>
+              <w:t>400, with both shown</w:t>
             </w:r>
           </w:p>
         </w:tc>
@@ -20874,7 +20519,7 @@
                 <w:i w:val="0"/>
                 <w:sz w:val="18"/>
               </w:rPr>
-              <w:t>BL-02</w:t>
+              <w:t>OD-02</w:t>
             </w:r>
           </w:p>
         </w:tc>
@@ -20890,7 +20535,7 @@
                 <w:i w:val="0"/>
                 <w:sz w:val="18"/>
               </w:rPr>
-              <w:t>F-06: WIfI stage lookup table (needs clinical lead approval)</w:t>
+              <w:t>Treating any active ulcer as "Active foot disease" (the MOH guide names chronic or infected ulcers only)</w:t>
             </w:r>
           </w:p>
         </w:tc>
@@ -20906,7 +20551,7 @@
                 <w:i w:val="0"/>
                 <w:sz w:val="18"/>
               </w:rPr>
-              <w:t>§6</w:t>
+              <w:t>Any active ulcer counts</w:t>
             </w:r>
           </w:p>
         </w:tc>
@@ -20924,7 +20569,7 @@
                 <w:i w:val="0"/>
                 <w:sz w:val="18"/>
               </w:rPr>
-              <w:t>BL-03</w:t>
+              <w:t>OD-03</w:t>
             </w:r>
           </w:p>
         </w:tc>
@@ -20940,7 +20585,7 @@
                 <w:i w:val="0"/>
                 <w:sz w:val="18"/>
               </w:rPr>
-              <w:t>F-04: verify the referral rule against the handbook</w:t>
+              <w:t>Ankle pressure below 100 mmHg counted as PAD (MOH says below 50 in one chart, 50 to 99 in another)</w:t>
             </w:r>
           </w:p>
         </w:tc>
@@ -20956,7 +20601,7 @@
                 <w:i w:val="0"/>
                 <w:sz w:val="18"/>
               </w:rPr>
-              <w:t>§5 step 6</w:t>
+              <w:t>100</w:t>
             </w:r>
           </w:p>
         </w:tc>
@@ -20974,7 +20619,7 @@
                 <w:i w:val="0"/>
                 <w:sz w:val="18"/>
               </w:rPr>
-              <w:t>BL-04</w:t>
+              <w:t>OD-04</w:t>
             </w:r>
           </w:p>
         </w:tc>
@@ -20990,7 +20635,7 @@
                 <w:i w:val="0"/>
                 <w:sz w:val="18"/>
               </w:rPr>
-              <w:t>Alert thresholds needing clinical sign-off</w:t>
+              <w:t>TcPO₂ below 55 mmHg as a PAD criterion</w:t>
             </w:r>
           </w:p>
         </w:tc>
@@ -21006,13 +20651,850 @@
                 <w:i w:val="0"/>
                 <w:sz w:val="18"/>
               </w:rPr>
-              <w:t>§10</w:t>
+              <w:t>55</w:t>
+            </w:r>
+          </w:p>
+        </w:tc>
+      </w:tr>
+      <w:tr>
+        <w:tc>
+          <w:tcPr>
+            <w:tcW w:type="dxa" w:w="3324"/>
+          </w:tcPr>
+          <w:p>
+            <w:r/>
+            <w:r>
+              <w:rPr>
+                <w:b w:val="0"/>
+                <w:i w:val="0"/>
+                <w:sz w:val="18"/>
+              </w:rPr>
+              <w:t>OD-05</w:t>
+            </w:r>
+          </w:p>
+        </w:tc>
+        <w:tc>
+          <w:tcPr>
+            <w:tcW w:type="dxa" w:w="3324"/>
+          </w:tcPr>
+          <w:p>
+            <w:r/>
+            <w:r>
+              <w:rPr>
+                <w:b w:val="0"/>
+                <w:i w:val="0"/>
+                <w:sz w:val="18"/>
+              </w:rPr>
+              <w:t>Estimating the WIfI ischaemia grade from pulses and Doppler when no measurement exists</w:t>
+            </w:r>
+          </w:p>
+        </w:tc>
+        <w:tc>
+          <w:tcPr>
+            <w:tcW w:type="dxa" w:w="3324"/>
+          </w:tcPr>
+          <w:p>
+            <w:r/>
+            <w:r>
+              <w:rPr>
+                <w:b w:val="0"/>
+                <w:i w:val="0"/>
+                <w:sz w:val="18"/>
+              </w:rPr>
+              <w:t>Estimated and flagged</w:t>
+            </w:r>
+          </w:p>
+        </w:tc>
+      </w:tr>
+      <w:tr>
+        <w:tc>
+          <w:tcPr>
+            <w:tcW w:type="dxa" w:w="3324"/>
+          </w:tcPr>
+          <w:p>
+            <w:r/>
+            <w:r>
+              <w:rPr>
+                <w:b w:val="0"/>
+                <w:i w:val="0"/>
+                <w:sz w:val="18"/>
+              </w:rPr>
+              <w:t>OD-06</w:t>
+            </w:r>
+          </w:p>
+        </w:tc>
+        <w:tc>
+          <w:tcPr>
+            <w:tcW w:type="dxa" w:w="3324"/>
+          </w:tcPr>
+          <w:p>
+            <w:r/>
+            <w:r>
+              <w:rPr>
+                <w:b w:val="0"/>
+                <w:i w:val="0"/>
+                <w:sz w:val="18"/>
+              </w:rPr>
+              <w:t>The Charcot flag rule (2 red flags including an inflammatory one, or &gt; 2 °C difference)</w:t>
+            </w:r>
+          </w:p>
+        </w:tc>
+        <w:tc>
+          <w:tcPr>
+            <w:tcW w:type="dxa" w:w="3324"/>
+          </w:tcPr>
+          <w:p>
+            <w:r/>
+            <w:r>
+              <w:rPr>
+                <w:b w:val="0"/>
+                <w:i w:val="0"/>
+                <w:sz w:val="18"/>
+              </w:rPr>
+              <w:t>As written</w:t>
+            </w:r>
+          </w:p>
+        </w:tc>
+      </w:tr>
+      <w:tr>
+        <w:tc>
+          <w:tcPr>
+            <w:tcW w:type="dxa" w:w="3324"/>
+          </w:tcPr>
+          <w:p>
+            <w:r/>
+            <w:r>
+              <w:rPr>
+                <w:b w:val="0"/>
+                <w:i w:val="0"/>
+                <w:sz w:val="18"/>
+              </w:rPr>
+              <w:t>OD-07</w:t>
+            </w:r>
+          </w:p>
+        </w:tc>
+        <w:tc>
+          <w:tcPr>
+            <w:tcW w:type="dxa" w:w="3324"/>
+          </w:tcPr>
+          <w:p>
+            <w:r/>
+            <w:r>
+              <w:rPr>
+                <w:b w:val="0"/>
+                <w:i w:val="0"/>
+                <w:sz w:val="18"/>
+              </w:rPr>
+              <w:t>What counts as "Acute foot attack"</w:t>
+            </w:r>
+          </w:p>
+        </w:tc>
+        <w:tc>
+          <w:tcPr>
+            <w:tcW w:type="dxa" w:w="3324"/>
+          </w:tcPr>
+          <w:p>
+            <w:r/>
+            <w:r>
+              <w:rPr>
+                <w:b w:val="0"/>
+                <w:i w:val="0"/>
+                <w:sz w:val="18"/>
+              </w:rPr>
+              <w:t>As in CR-08</w:t>
+            </w:r>
+          </w:p>
+        </w:tc>
+      </w:tr>
+      <w:tr>
+        <w:tc>
+          <w:tcPr>
+            <w:tcW w:type="dxa" w:w="3324"/>
+          </w:tcPr>
+          <w:p>
+            <w:r/>
+            <w:r>
+              <w:rPr>
+                <w:b w:val="0"/>
+                <w:i w:val="0"/>
+                <w:sz w:val="18"/>
+              </w:rPr>
+              <w:t>OD-08</w:t>
+            </w:r>
+          </w:p>
+        </w:tc>
+        <w:tc>
+          <w:tcPr>
+            <w:tcW w:type="dxa" w:w="3324"/>
+          </w:tcPr>
+          <w:p>
+            <w:r/>
+            <w:r>
+              <w:rPr>
+                <w:b w:val="0"/>
+                <w:i w:val="0"/>
+                <w:sz w:val="18"/>
+              </w:rPr>
+              <w:t>SIRS without PaCO₂ and immature white cells</w:t>
+            </w:r>
+          </w:p>
+        </w:tc>
+        <w:tc>
+          <w:tcPr>
+            <w:tcW w:type="dxa" w:w="3324"/>
+          </w:tcPr>
+          <w:p>
+            <w:r/>
+            <w:r>
+              <w:rPr>
+                <w:b w:val="0"/>
+                <w:i w:val="0"/>
+                <w:sz w:val="18"/>
+              </w:rPr>
+              <w:t>4 items</w:t>
+            </w:r>
+          </w:p>
+        </w:tc>
+      </w:tr>
+      <w:tr>
+        <w:tc>
+          <w:tcPr>
+            <w:tcW w:type="dxa" w:w="3324"/>
+          </w:tcPr>
+          <w:p>
+            <w:r/>
+            <w:r>
+              <w:rPr>
+                <w:b w:val="0"/>
+                <w:i w:val="0"/>
+                <w:sz w:val="18"/>
+              </w:rPr>
+              <w:t>OD-09</w:t>
+            </w:r>
+          </w:p>
+        </w:tc>
+        <w:tc>
+          <w:tcPr>
+            <w:tcW w:type="dxa" w:w="3324"/>
+          </w:tcPr>
+          <w:p>
+            <w:r/>
+            <w:r>
+              <w:rPr>
+                <w:b w:val="0"/>
+                <w:i w:val="0"/>
+                <w:sz w:val="18"/>
+              </w:rPr>
+              <w:t>The W grade shortcut using heel location and an area of 10 cm²</w:t>
+            </w:r>
+          </w:p>
+        </w:tc>
+        <w:tc>
+          <w:tcPr>
+            <w:tcW w:type="dxa" w:w="3324"/>
+          </w:tcPr>
+          <w:p>
+            <w:r/>
+            <w:r>
+              <w:rPr>
+                <w:b w:val="0"/>
+                <w:i w:val="0"/>
+                <w:sz w:val="18"/>
+              </w:rPr>
+              <w:t>As written</w:t>
+            </w:r>
+          </w:p>
+        </w:tc>
+      </w:tr>
+      <w:tr>
+        <w:tc>
+          <w:tcPr>
+            <w:tcW w:type="dxa" w:w="3324"/>
+          </w:tcPr>
+          <w:p>
+            <w:r/>
+            <w:r>
+              <w:rPr>
+                <w:b w:val="0"/>
+                <w:i w:val="0"/>
+                <w:sz w:val="18"/>
+              </w:rPr>
+              <w:t>OD-10</w:t>
+            </w:r>
+          </w:p>
+        </w:tc>
+        <w:tc>
+          <w:tcPr>
+            <w:tcW w:type="dxa" w:w="3324"/>
+          </w:tcPr>
+          <w:p>
+            <w:r/>
+            <w:r>
+              <w:rPr>
+                <w:b w:val="0"/>
+                <w:i w:val="0"/>
+                <w:sz w:val="18"/>
+              </w:rPr>
+              <w:t>Every alert threshold: glucose 70 and 300, systolic BP 100, HbA1c 9, albumin 35, haemoglobin 10, eGFR 60, ESR 70, ulcer area 2 and 4 cm², pain 6</w:t>
+            </w:r>
+          </w:p>
+        </w:tc>
+        <w:tc>
+          <w:tcPr>
+            <w:tcW w:type="dxa" w:w="3324"/>
+          </w:tcPr>
+          <w:p>
+            <w:r/>
+            <w:r>
+              <w:rPr>
+                <w:b w:val="0"/>
+                <w:i w:val="0"/>
+                <w:sz w:val="18"/>
+              </w:rPr>
+              <w:t>As written</w:t>
+            </w:r>
+          </w:p>
+        </w:tc>
+      </w:tr>
+      <w:tr>
+        <w:tc>
+          <w:tcPr>
+            <w:tcW w:type="dxa" w:w="3324"/>
+          </w:tcPr>
+          <w:p>
+            <w:r/>
+            <w:r>
+              <w:rPr>
+                <w:b w:val="0"/>
+                <w:i w:val="0"/>
+                <w:sz w:val="18"/>
+              </w:rPr>
+              <w:t>OD-11</w:t>
+            </w:r>
+          </w:p>
+        </w:tc>
+        <w:tc>
+          <w:tcPr>
+            <w:tcW w:type="dxa" w:w="3324"/>
+          </w:tcPr>
+          <w:p>
+            <w:r/>
+            <w:r>
+              <w:rPr>
+                <w:b w:val="0"/>
+                <w:i w:val="0"/>
+                <w:sz w:val="18"/>
+              </w:rPr>
+              <w:t>Antibiotic regimen and duration tables (prototype's Clinical reference screen, not in the handbook)</w:t>
+            </w:r>
+          </w:p>
+        </w:tc>
+        <w:tc>
+          <w:tcPr>
+            <w:tcW w:type="dxa" w:w="3324"/>
+          </w:tcPr>
+          <w:p>
+            <w:r/>
+            <w:r>
+              <w:rPr>
+                <w:b w:val="0"/>
+                <w:i w:val="0"/>
+                <w:sz w:val="18"/>
+              </w:rPr>
+              <w:t>Not built: needs the tables</w:t>
+            </w:r>
+          </w:p>
+        </w:tc>
+      </w:tr>
+      <w:tr>
+        <w:tc>
+          <w:tcPr>
+            <w:tcW w:type="dxa" w:w="3324"/>
+          </w:tcPr>
+          <w:p>
+            <w:r/>
+            <w:r>
+              <w:rPr>
+                <w:b w:val="0"/>
+                <w:i w:val="0"/>
+                <w:sz w:val="18"/>
+              </w:rPr>
+              <w:t>OD-12</w:t>
+            </w:r>
+          </w:p>
+        </w:tc>
+        <w:tc>
+          <w:tcPr>
+            <w:tcW w:type="dxa" w:w="3324"/>
+          </w:tcPr>
+          <w:p>
+            <w:r/>
+            <w:r>
+              <w:rPr>
+                <w:b w:val="0"/>
+                <w:i w:val="0"/>
+                <w:sz w:val="18"/>
+              </w:rPr>
+              <w:t>Counting an abscess or a confirmed bone infection as infected with fewer than 2 surface signs</w:t>
+            </w:r>
+          </w:p>
+        </w:tc>
+        <w:tc>
+          <w:tcPr>
+            <w:tcW w:type="dxa" w:w="3324"/>
+          </w:tcPr>
+          <w:p>
+            <w:r/>
+            <w:r>
+              <w:rPr>
+                <w:b w:val="0"/>
+                <w:i w:val="0"/>
+                <w:sz w:val="18"/>
+              </w:rPr>
+              <w:t>Counted</w:t>
+            </w:r>
+          </w:p>
+        </w:tc>
+      </w:tr>
+      <w:tr>
+        <w:tc>
+          <w:tcPr>
+            <w:tcW w:type="dxa" w:w="3324"/>
+          </w:tcPr>
+          <w:p>
+            <w:r/>
+            <w:r>
+              <w:rPr>
+                <w:b w:val="0"/>
+                <w:i w:val="0"/>
+                <w:sz w:val="18"/>
+              </w:rPr>
+              <w:t>OD-13</w:t>
+            </w:r>
+          </w:p>
+        </w:tc>
+        <w:tc>
+          <w:tcPr>
+            <w:tcW w:type="dxa" w:w="3324"/>
+          </w:tcPr>
+          <w:p>
+            <w:r/>
+            <w:r>
+              <w:rPr>
+                <w:b w:val="0"/>
+                <w:i w:val="0"/>
+                <w:sz w:val="18"/>
+              </w:rPr>
+              <w:t>Chronic kidney disease without dialysis in the moderate segment (the MOH guide lists renal replacement therapy only, under high risk)</w:t>
+            </w:r>
+          </w:p>
+        </w:tc>
+        <w:tc>
+          <w:tcPr>
+            <w:tcW w:type="dxa" w:w="3324"/>
+          </w:tcPr>
+          <w:p>
+            <w:r/>
+            <w:r>
+              <w:rPr>
+                <w:b w:val="0"/>
+                <w:i w:val="0"/>
+                <w:sz w:val="18"/>
+              </w:rPr>
+              <w:t>Counted as moderate</w:t>
+            </w:r>
+          </w:p>
+        </w:tc>
+      </w:tr>
+      <w:tr>
+        <w:tc>
+          <w:tcPr>
+            <w:tcW w:type="dxa" w:w="3324"/>
+          </w:tcPr>
+          <w:p>
+            <w:r/>
+            <w:r>
+              <w:rPr>
+                <w:b w:val="0"/>
+                <w:i w:val="0"/>
+                <w:sz w:val="18"/>
+              </w:rPr>
+              <w:t>OD-14</w:t>
+            </w:r>
+          </w:p>
+        </w:tc>
+        <w:tc>
+          <w:tcPr>
+            <w:tcW w:type="dxa" w:w="3324"/>
+          </w:tcPr>
+          <w:p>
+            <w:r/>
+            <w:r>
+              <w:rPr>
+                <w:b w:val="0"/>
+                <w:i w:val="0"/>
+                <w:sz w:val="18"/>
+              </w:rPr>
+              <w:t>Urea and eGFR reference ranges (not in the sources)</w:t>
+            </w:r>
+          </w:p>
+        </w:tc>
+        <w:tc>
+          <w:tcPr>
+            <w:tcW w:type="dxa" w:w="3324"/>
+          </w:tcPr>
+          <w:p>
+            <w:r/>
+            <w:r>
+              <w:rPr>
+                <w:b w:val="0"/>
+                <w:i w:val="0"/>
+                <w:sz w:val="18"/>
+              </w:rPr>
+              <w:t>No flag shown</w:t>
+            </w:r>
+          </w:p>
+        </w:tc>
+      </w:tr>
+      <w:tr>
+        <w:tc>
+          <w:tcPr>
+            <w:tcW w:type="dxa" w:w="3324"/>
+          </w:tcPr>
+          <w:p>
+            <w:r/>
+            <w:r>
+              <w:rPr>
+                <w:b w:val="0"/>
+                <w:i w:val="0"/>
+                <w:sz w:val="18"/>
+              </w:rPr>
+              <w:t>OD-15</w:t>
+            </w:r>
+          </w:p>
+        </w:tc>
+        <w:tc>
+          <w:tcPr>
+            <w:tcW w:type="dxa" w:w="3324"/>
+          </w:tcPr>
+          <w:p>
+            <w:r/>
+            <w:r>
+              <w:rPr>
+                <w:b w:val="0"/>
+                <w:i w:val="0"/>
+                <w:sz w:val="18"/>
+              </w:rPr>
+              <w:t>Interface language: the handbook says English only; NFR-LOC-01 left Arabic to be confirmed</w:t>
+            </w:r>
+          </w:p>
+        </w:tc>
+        <w:tc>
+          <w:tcPr>
+            <w:tcW w:type="dxa" w:w="3324"/>
+          </w:tcPr>
+          <w:p>
+            <w:r/>
+            <w:r>
+              <w:rPr>
+                <w:b w:val="0"/>
+                <w:i w:val="0"/>
+                <w:sz w:val="18"/>
+              </w:rPr>
+              <w:t>English only</w:t>
             </w:r>
           </w:p>
         </w:tc>
       </w:tr>
     </w:tbl>
     <w:p/>
+    <w:p>
+      <w:pPr>
+        <w:pStyle w:val="Heading2"/>
+      </w:pPr>
+      <w:r>
+        <w:t>16.2 Developer Handbook items (resolved in version 0.2)</w:t>
+      </w:r>
+    </w:p>
+    <w:tbl>
+      <w:tblPr>
+        <w:tblStyle w:val="TableGrid"/>
+        <w:tblW w:type="auto" w:w="0"/>
+        <w:jc w:val="center"/>
+        <w:tblLook w:firstColumn="1" w:firstRow="1" w:lastColumn="0" w:lastRow="0" w:noHBand="0" w:noVBand="1" w:val="04A0"/>
+      </w:tblPr>
+      <w:tblGrid>
+        <w:gridCol w:w="3324"/>
+        <w:gridCol w:w="3324"/>
+        <w:gridCol w:w="3324"/>
+      </w:tblGrid>
+      <w:tr>
+        <w:tc>
+          <w:tcPr>
+            <w:tcW w:type="dxa" w:w="3324"/>
+            <w:shd w:val="clear" w:color="auto" w:fill="913246"/>
+          </w:tcPr>
+          <w:p>
+            <w:r/>
+            <w:r>
+              <w:rPr>
+                <w:b/>
+                <w:i w:val="0"/>
+                <w:color w:val="FFFFFF"/>
+                <w:sz w:val="18"/>
+              </w:rPr>
+              <w:t>ID</w:t>
+            </w:r>
+          </w:p>
+        </w:tc>
+        <w:tc>
+          <w:tcPr>
+            <w:tcW w:type="dxa" w:w="3324"/>
+            <w:shd w:val="clear" w:color="auto" w:fill="913246"/>
+          </w:tcPr>
+          <w:p>
+            <w:r/>
+            <w:r>
+              <w:rPr>
+                <w:b/>
+                <w:i w:val="0"/>
+                <w:color w:val="FFFFFF"/>
+                <w:sz w:val="18"/>
+              </w:rPr>
+              <w:t>Item</w:t>
+            </w:r>
+          </w:p>
+        </w:tc>
+        <w:tc>
+          <w:tcPr>
+            <w:tcW w:type="dxa" w:w="3324"/>
+            <w:shd w:val="clear" w:color="auto" w:fill="913246"/>
+          </w:tcPr>
+          <w:p>
+            <w:r/>
+            <w:r>
+              <w:rPr>
+                <w:b/>
+                <w:i w:val="0"/>
+                <w:color w:val="FFFFFF"/>
+                <w:sz w:val="18"/>
+              </w:rPr>
+              <w:t>Status</w:t>
+            </w:r>
+          </w:p>
+        </w:tc>
+      </w:tr>
+      <w:tr>
+        <w:tc>
+          <w:tcPr>
+            <w:tcW w:type="dxa" w:w="3324"/>
+          </w:tcPr>
+          <w:p>
+            <w:r/>
+            <w:r>
+              <w:rPr>
+                <w:b w:val="0"/>
+                <w:i w:val="0"/>
+                <w:sz w:val="18"/>
+              </w:rPr>
+              <w:t>BL-01</w:t>
+            </w:r>
+          </w:p>
+        </w:tc>
+        <w:tc>
+          <w:tcPr>
+            <w:tcW w:type="dxa" w:w="3324"/>
+          </w:tcPr>
+          <w:p>
+            <w:r/>
+            <w:r>
+              <w:rPr>
+                <w:b w:val="0"/>
+                <w:i w:val="0"/>
+                <w:sz w:val="18"/>
+              </w:rPr>
+              <w:t>F-05: the alert list (§8)</w:t>
+            </w:r>
+          </w:p>
+        </w:tc>
+        <w:tc>
+          <w:tcPr>
+            <w:tcW w:type="dxa" w:w="3324"/>
+          </w:tcPr>
+          <w:p>
+            <w:r/>
+            <w:r>
+              <w:rPr>
+                <w:b w:val="0"/>
+                <w:i w:val="0"/>
+                <w:sz w:val="18"/>
+              </w:rPr>
+              <w:t>Built (CR-17)</w:t>
+            </w:r>
+          </w:p>
+        </w:tc>
+      </w:tr>
+      <w:tr>
+        <w:tc>
+          <w:tcPr>
+            <w:tcW w:type="dxa" w:w="3324"/>
+          </w:tcPr>
+          <w:p>
+            <w:r/>
+            <w:r>
+              <w:rPr>
+                <w:b w:val="0"/>
+                <w:i w:val="0"/>
+                <w:sz w:val="18"/>
+              </w:rPr>
+              <w:t>BL-02</w:t>
+            </w:r>
+          </w:p>
+        </w:tc>
+        <w:tc>
+          <w:tcPr>
+            <w:tcW w:type="dxa" w:w="3324"/>
+          </w:tcPr>
+          <w:p>
+            <w:r/>
+            <w:r>
+              <w:rPr>
+                <w:b w:val="0"/>
+                <w:i w:val="0"/>
+                <w:sz w:val="18"/>
+              </w:rPr>
+              <w:t>F-06: WIfI stage table (§6)</w:t>
+            </w:r>
+          </w:p>
+        </w:tc>
+        <w:tc>
+          <w:tcPr>
+            <w:tcW w:type="dxa" w:w="3324"/>
+          </w:tcPr>
+          <w:p>
+            <w:r/>
+            <w:r>
+              <w:rPr>
+                <w:b w:val="0"/>
+                <w:i w:val="0"/>
+                <w:sz w:val="18"/>
+              </w:rPr>
+              <w:t>Built (CR-12); table approval is OD-05 / OD-09</w:t>
+            </w:r>
+          </w:p>
+        </w:tc>
+      </w:tr>
+      <w:tr>
+        <w:tc>
+          <w:tcPr>
+            <w:tcW w:type="dxa" w:w="3324"/>
+          </w:tcPr>
+          <w:p>
+            <w:r/>
+            <w:r>
+              <w:rPr>
+                <w:b w:val="0"/>
+                <w:i w:val="0"/>
+                <w:sz w:val="18"/>
+              </w:rPr>
+              <w:t>BL-03</w:t>
+            </w:r>
+          </w:p>
+        </w:tc>
+        <w:tc>
+          <w:tcPr>
+            <w:tcW w:type="dxa" w:w="3324"/>
+          </w:tcPr>
+          <w:p>
+            <w:r/>
+            <w:r>
+              <w:rPr>
+                <w:b w:val="0"/>
+                <w:i w:val="0"/>
+                <w:sz w:val="18"/>
+              </w:rPr>
+              <w:t>F-04: referral rule checked against §5 step 6</w:t>
+            </w:r>
+          </w:p>
+        </w:tc>
+        <w:tc>
+          <w:tcPr>
+            <w:tcW w:type="dxa" w:w="3324"/>
+          </w:tcPr>
+          <w:p>
+            <w:r/>
+            <w:r>
+              <w:rPr>
+                <w:b w:val="0"/>
+                <w:i w:val="0"/>
+                <w:sz w:val="18"/>
+              </w:rPr>
+              <w:t>Built as the MOH segment (CR-08); handbook test cases 1 to 4 pass</w:t>
+            </w:r>
+          </w:p>
+        </w:tc>
+      </w:tr>
+      <w:tr>
+        <w:tc>
+          <w:tcPr>
+            <w:tcW w:type="dxa" w:w="3324"/>
+          </w:tcPr>
+          <w:p>
+            <w:r/>
+            <w:r>
+              <w:rPr>
+                <w:b w:val="0"/>
+                <w:i w:val="0"/>
+                <w:sz w:val="18"/>
+              </w:rPr>
+              <w:t>BL-04</w:t>
+            </w:r>
+          </w:p>
+        </w:tc>
+        <w:tc>
+          <w:tcPr>
+            <w:tcW w:type="dxa" w:w="3324"/>
+          </w:tcPr>
+          <w:p>
+            <w:r/>
+            <w:r>
+              <w:rPr>
+                <w:b w:val="0"/>
+                <w:i w:val="0"/>
+                <w:sz w:val="18"/>
+              </w:rPr>
+              <w:t>Alert thresholds needing clinical sign-off (§10)</w:t>
+            </w:r>
+          </w:p>
+        </w:tc>
+        <w:tc>
+          <w:tcPr>
+            <w:tcW w:type="dxa" w:w="3324"/>
+          </w:tcPr>
+          <w:p>
+            <w:r/>
+            <w:r>
+              <w:rPr>
+                <w:b w:val="0"/>
+                <w:i w:val="0"/>
+                <w:sz w:val="18"/>
+              </w:rPr>
+              <w:t>Listed as OD-10</w:t>
+            </w:r>
+          </w:p>
+        </w:tc>
+      </w:tr>
+    </w:tbl>
+    <w:p/>
+    <w:p>
+      <w:r>
+        <w:rPr>
+          <w:b w:val="0"/>
+          <w:i w:val="0"/>
+        </w:rPr>
+        <w:t>Known gaps the handbook asks to build, not yet in the demo: marking the site of deformity and skin findings on the foot diagram; date and level details for each previous amputation beyond the level choice; a second sample clinic package (the eye clinic) to prove that a new clinic needs no engine change; rules stored as data evaluated by a generic evaluator (the demo keeps them as pure functions with a versioned threshold table).</w:t>
+      </w:r>
+    </w:p>
     <w:p>
       <w:pPr>
         <w:pStyle w:val="Heading2"/>
@@ -23328,7 +23810,7 @@
                 <w:i w:val="0"/>
                 <w:sz w:val="18"/>
               </w:rPr>
-              <w:t>FR-067, CR-12</w:t>
+              <w:t>FR-067, CR-08</w:t>
             </w:r>
           </w:p>
         </w:tc>
@@ -23344,7 +23826,7 @@
                 <w:i w:val="0"/>
                 <w:sz w:val="18"/>
               </w:rPr>
-              <w:t>Fixed; to verify (BL-03)</w:t>
+              <w:t>Fixed; matches the handbook</w:t>
             </w:r>
           </w:p>
         </w:tc>
@@ -23394,7 +23876,7 @@
                 <w:i w:val="0"/>
                 <w:sz w:val="18"/>
               </w:rPr>
-              <w:t>FR-068, CR-16</w:t>
+              <w:t>FR-068, CR-17</w:t>
             </w:r>
           </w:p>
         </w:tc>
@@ -23406,19 +23888,11 @@
             <w:r/>
             <w:r>
               <w:rPr>
-                <w:b/>
-                <w:i w:val="0"/>
-                <w:sz w:val="18"/>
-              </w:rPr>
-              <w:t>Blocked</w:t>
-            </w:r>
-            <w:r>
-              <w:rPr>
-                <w:b w:val="0"/>
-                <w:i w:val="0"/>
-                <w:sz w:val="18"/>
-              </w:rPr>
-              <w:t xml:space="preserve"> (BL-01)</w:t>
+                <w:b w:val="0"/>
+                <w:i w:val="0"/>
+                <w:sz w:val="18"/>
+              </w:rPr>
+              <w:t>Shown</w:t>
             </w:r>
           </w:p>
         </w:tc>
@@ -23434,7 +23908,7 @@
                 <w:i w:val="0"/>
                 <w:sz w:val="18"/>
               </w:rPr>
-              <w:t>—</w:t>
+              <w:t>Approved thresholds</w:t>
             </w:r>
           </w:p>
         </w:tc>
@@ -23468,7 +23942,7 @@
                 <w:i w:val="0"/>
                 <w:sz w:val="18"/>
               </w:rPr>
-              <w:t>FR-069, CR-10</w:t>
+              <w:t>FR-069, CR-12</w:t>
             </w:r>
           </w:p>
         </w:tc>
@@ -23480,19 +23954,11 @@
             <w:r/>
             <w:r>
               <w:rPr>
-                <w:b/>
-                <w:i w:val="0"/>
-                <w:sz w:val="18"/>
-              </w:rPr>
-              <w:t>Blocked</w:t>
-            </w:r>
-            <w:r>
-              <w:rPr>
-                <w:b w:val="0"/>
-                <w:i w:val="0"/>
-                <w:sz w:val="18"/>
-              </w:rPr>
-              <w:t xml:space="preserve"> (BL-02)</w:t>
+                <w:b w:val="0"/>
+                <w:i w:val="0"/>
+                <w:sz w:val="18"/>
+              </w:rPr>
+              <w:t>Shown</w:t>
             </w:r>
           </w:p>
         </w:tc>
@@ -23508,7 +23974,7 @@
                 <w:i w:val="0"/>
                 <w:sz w:val="18"/>
               </w:rPr>
-              <w:t>—</w:t>
+              <w:t>Table approval</w:t>
             </w:r>
           </w:p>
         </w:tc>
